--- a/Diagramas DER y CU/Guia_Interna_Explicacion_EA_Actividad_1_1_5.docx
+++ b/Diagramas DER y CU/Guia_Interna_Explicacion_EA_Actividad_1_1_5.docx
@@ -1,13 +1,12 @@
 
 <file path=word/document.xml><?xml version="1.0" encoding="utf-8"?>
-<w:document xmlns:wpc="http://schemas.microsoft.com/office/word/2010/wordprocessingCanvas" xmlns:cx="http://schemas.microsoft.com/office/drawing/2014/chartex" xmlns:mc="http://schemas.openxmlformats.org/markup-compatibility/2006" xmlns:o="urn:schemas-microsoft-com:office:office" xmlns:r="http://schemas.openxmlformats.org/officeDocument/2006/relationships" xmlns:m="http://schemas.openxmlformats.org/officeDocument/2006/math" xmlns:v="urn:schemas-microsoft-com:vml" xmlns:wp14="http://schemas.microsoft.com/office/word/2010/wordprocessingDrawing" xmlns:wp="http://schemas.openxmlformats.org/drawingml/2006/wordprocessingDrawing" xmlns:w10="urn:schemas-microsoft-com:office:word" xmlns:w="http://schemas.openxmlformats.org/wordprocessingml/2006/main" xmlns:w14="http://schemas.microsoft.com/office/word/2010/wordml" xmlns:w15="http://schemas.microsoft.com/office/word/2012/wordml" xmlns:w16se="http://schemas.microsoft.com/office/word/2015/wordml/symex" xmlns:wpg="http://schemas.microsoft.com/office/word/2010/wordprocessingGroup" xmlns:wpi="http://schemas.microsoft.com/office/word/2010/wordprocessingInk" xmlns:wne="http://schemas.microsoft.com/office/word/2006/wordml" xmlns:wps="http://schemas.microsoft.com/office/word/2010/wordprocessingShape" mc:Ignorable="w14 w15 w16se wp14">
+<w:document xmlns:wpc="http://schemas.microsoft.com/office/word/2010/wordprocessingCanvas" xmlns:cx="http://schemas.microsoft.com/office/drawing/2014/chartex" xmlns:cx1="http://schemas.microsoft.com/office/drawing/2015/9/8/chartex" xmlns:cx2="http://schemas.microsoft.com/office/drawing/2015/10/21/chartex" xmlns:cx3="http://schemas.microsoft.com/office/drawing/2016/5/9/chartex" xmlns:cx4="http://schemas.microsoft.com/office/drawing/2016/5/10/chartex" xmlns:cx5="http://schemas.microsoft.com/office/drawing/2016/5/11/chartex" xmlns:cx6="http://schemas.microsoft.com/office/drawing/2016/5/12/chartex" xmlns:cx7="http://schemas.microsoft.com/office/drawing/2016/5/13/chartex" xmlns:cx8="http://schemas.microsoft.com/office/drawing/2016/5/14/chartex" xmlns:mc="http://schemas.openxmlformats.org/markup-compatibility/2006" xmlns:aink="http://schemas.microsoft.com/office/drawing/2016/ink" xmlns:am3d="http://schemas.microsoft.com/office/drawing/2017/model3d" xmlns:o="urn:schemas-microsoft-com:office:office" xmlns:oel="http://schemas.microsoft.com/office/2019/extlst" xmlns:r="http://schemas.openxmlformats.org/officeDocument/2006/relationships" xmlns:m="http://schemas.openxmlformats.org/officeDocument/2006/math" xmlns:v="urn:schemas-microsoft-com:vml" xmlns:wp14="http://schemas.microsoft.com/office/word/2010/wordprocessingDrawing" xmlns:wp="http://schemas.openxmlformats.org/drawingml/2006/wordprocessingDrawing" xmlns:w10="urn:schemas-microsoft-com:office:word" xmlns:w="http://schemas.openxmlformats.org/wordprocessingml/2006/main" xmlns:w14="http://schemas.microsoft.com/office/word/2010/wordml" xmlns:w15="http://schemas.microsoft.com/office/word/2012/wordml" xmlns:w16cex="http://schemas.microsoft.com/office/word/2018/wordml/cex" xmlns:w16cid="http://schemas.microsoft.com/office/word/2016/wordml/cid" xmlns:w16="http://schemas.microsoft.com/office/word/2018/wordml" xmlns:w16du="http://schemas.microsoft.com/office/word/2023/wordml/word16du" xmlns:w16sdtdh="http://schemas.microsoft.com/office/word/2020/wordml/sdtdatahash" xmlns:w16sdtfl="http://schemas.microsoft.com/office/word/2024/wordml/sdtformatlock" xmlns:w16se="http://schemas.microsoft.com/office/word/2015/wordml/symex" xmlns:wpg="http://schemas.microsoft.com/office/word/2010/wordprocessingGroup" xmlns:wpi="http://schemas.microsoft.com/office/word/2010/wordprocessingInk" xmlns:wne="http://schemas.microsoft.com/office/word/2006/wordml" xmlns:wps="http://schemas.microsoft.com/office/word/2010/wordprocessingShape" mc:Ignorable="w14 w15 w16se w16cid w16 w16cex w16sdtdh w16sdtfl w16du wp14">
   <w:body>
     <w:p>
       <w:pPr>
         <w:spacing w:before="900"/>
         <w:jc w:val="center"/>
         <w:rPr>
-          <w:rFonts w:hint="eastAsia"/>
           <w:lang w:val="es-AR"/>
         </w:rPr>
       </w:pPr>
@@ -25,7 +24,6 @@
       <w:pPr>
         <w:jc w:val="center"/>
         <w:rPr>
-          <w:rFonts w:hint="eastAsia"/>
           <w:lang w:val="es-AR"/>
         </w:rPr>
       </w:pPr>
@@ -43,7 +41,6 @@
       <w:pPr>
         <w:jc w:val="center"/>
         <w:rPr>
-          <w:rFonts w:hint="eastAsia"/>
           <w:lang w:val="es-AR"/>
         </w:rPr>
       </w:pPr>
@@ -88,7 +85,6 @@
       <w:pPr>
         <w:jc w:val="center"/>
         <w:rPr>
-          <w:rFonts w:hint="eastAsia"/>
           <w:lang w:val="es-AR"/>
         </w:rPr>
       </w:pPr>
@@ -99,25 +95,13 @@
           <w:sz w:val="22"/>
           <w:lang w:val="es-AR"/>
         </w:rPr>
-        <w:t xml:space="preserve">Proyecto Final de Carrera - Aplicación móvil de voluntariado </w:t>
-      </w:r>
-      <w:proofErr w:type="spellStart"/>
-      <w:r>
-        <w:rPr>
-          <w:b/>
-          <w:color w:val="1F2C5C"/>
-          <w:sz w:val="22"/>
-          <w:lang w:val="es-AR"/>
-        </w:rPr>
-        <w:t>geolocalizado</w:t>
-      </w:r>
-      <w:proofErr w:type="spellEnd"/>
+        <w:t>Proyecto Final de Carrera - Aplicación móvil de voluntariado geolocalizado</w:t>
+      </w:r>
     </w:p>
     <w:p>
       <w:pPr>
         <w:jc w:val="center"/>
         <w:rPr>
-          <w:rFonts w:hint="eastAsia"/>
           <w:lang w:val="es-AR"/>
         </w:rPr>
       </w:pPr>
@@ -148,22 +132,12 @@
           <w:sz w:val="20"/>
           <w:lang w:val="es-AR"/>
         </w:rPr>
-        <w:t xml:space="preserve"> de la activid</w:t>
-      </w:r>
-      <w:r>
-        <w:rPr>
-          <w:i/>
-          <w:color w:val="5A5A5A"/>
-          <w:sz w:val="20"/>
-          <w:lang w:val="es-AR"/>
-        </w:rPr>
-        <w:t>ad 1.1.5.</w:t>
-      </w:r>
-    </w:p>
-    <w:p>
-      <w:pPr>
-        <w:rPr>
-          <w:rFonts w:hint="eastAsia"/>
+        <w:t xml:space="preserve"> de la actividad 1.1.5.</w:t>
+      </w:r>
+    </w:p>
+    <w:p>
+      <w:pPr>
+        <w:rPr>
           <w:lang w:val="es-AR"/>
         </w:rPr>
       </w:pPr>
@@ -192,7 +166,6 @@
     <w:p>
       <w:pPr>
         <w:rPr>
-          <w:rFonts w:hint="eastAsia"/>
           <w:lang w:val="es-AR"/>
         </w:rPr>
       </w:pPr>
@@ -208,27 +181,32 @@
         <w:rPr>
           <w:lang w:val="es-AR"/>
         </w:rPr>
-        <w:t xml:space="preserve">1.1. ¿Por qué tenemos </w:t>
-      </w:r>
-      <w:r>
-        <w:rPr>
-          <w:lang w:val="es-AR"/>
-        </w:rPr>
-        <w:t>cuatro diagramas si la base de datos es una sola?</w:t>
-      </w:r>
-    </w:p>
-    <w:p>
-      <w:pPr>
-        <w:rPr>
-          <w:rFonts w:hint="eastAsia"/>
-          <w:lang w:val="es-AR"/>
-        </w:rPr>
-      </w:pPr>
-      <w:r>
-        <w:rPr>
-          <w:lang w:val="es-AR"/>
-        </w:rPr>
-        <w:t>Porque mirar las 15 entidades de golpe puede ser confuso. Es la misma base de datos vista con diferentes “niveles de zoom”:</w:t>
+        <w:t>1.1. ¿Por qué tenemos cuatro diagramas si la base de datos es una sola?</w:t>
+      </w:r>
+    </w:p>
+    <w:p>
+      <w:pPr>
+        <w:rPr>
+          <w:lang w:val="es-AR"/>
+        </w:rPr>
+      </w:pPr>
+      <w:r>
+        <w:rPr>
+          <w:lang w:val="es-AR"/>
+        </w:rPr>
+        <w:t>Porque mirar las 1</w:t>
+      </w:r>
+      <w:r>
+        <w:rPr>
+          <w:lang w:val="es-AR"/>
+        </w:rPr>
+        <w:t>6</w:t>
+      </w:r>
+      <w:r>
+        <w:rPr>
+          <w:lang w:val="es-AR"/>
+        </w:rPr>
+        <w:t xml:space="preserve"> entidades de golpe puede ser confuso. Es la misma base de datos vista con diferentes “niveles de zoom”:</w:t>
       </w:r>
     </w:p>
     <w:tbl>
@@ -254,11 +232,6 @@
             <w:shd w:val="clear" w:color="auto" w:fill="1F2C5C"/>
           </w:tcPr>
           <w:p>
-            <w:pPr>
-              <w:rPr>
-                <w:rFonts w:hint="eastAsia"/>
-              </w:rPr>
-            </w:pPr>
             <w:r>
               <w:rPr>
                 <w:b/>
@@ -274,11 +247,6 @@
             <w:shd w:val="clear" w:color="auto" w:fill="1F2C5C"/>
           </w:tcPr>
           <w:p>
-            <w:pPr>
-              <w:rPr>
-                <w:rFonts w:hint="eastAsia"/>
-              </w:rPr>
-            </w:pPr>
             <w:r>
               <w:rPr>
                 <w:b/>
@@ -294,11 +262,6 @@
             <w:shd w:val="clear" w:color="auto" w:fill="1F2C5C"/>
           </w:tcPr>
           <w:p>
-            <w:pPr>
-              <w:rPr>
-                <w:rFonts w:hint="eastAsia"/>
-              </w:rPr>
-            </w:pPr>
             <w:r>
               <w:rPr>
                 <w:b/>
@@ -324,11 +287,6 @@
             </w:tcMar>
           </w:tcPr>
           <w:p>
-            <w:pPr>
-              <w:rPr>
-                <w:rFonts w:hint="eastAsia"/>
-              </w:rPr>
-            </w:pPr>
             <w:r>
               <w:rPr>
                 <w:b/>
@@ -350,7 +308,6 @@
           <w:p>
             <w:pPr>
               <w:rPr>
-                <w:rFonts w:hint="eastAsia"/>
                 <w:lang w:val="es-AR"/>
               </w:rPr>
             </w:pPr>
@@ -375,7 +332,6 @@
           <w:p>
             <w:pPr>
               <w:rPr>
-                <w:rFonts w:hint="eastAsia"/>
                 <w:lang w:val="es-AR"/>
               </w:rPr>
             </w:pPr>
@@ -383,13 +339,7 @@
               <w:rPr>
                 <w:lang w:val="es-AR"/>
               </w:rPr>
-              <w:t>La f</w:t>
-            </w:r>
-            <w:r>
-              <w:rPr>
-                <w:lang w:val="es-AR"/>
-              </w:rPr>
-              <w:t>oto simple del corazón del sistema. ¿Quiénes son los protagonistas y cómo se relacionan?</w:t>
+              <w:t>La foto simple del corazón del sistema. ¿Quiénes son los protagonistas y cómo se relacionan?</w:t>
             </w:r>
           </w:p>
         </w:tc>
@@ -409,11 +359,6 @@
             </w:tcMar>
           </w:tcPr>
           <w:p>
-            <w:pPr>
-              <w:rPr>
-                <w:rFonts w:hint="eastAsia"/>
-              </w:rPr>
-            </w:pPr>
             <w:proofErr w:type="spellStart"/>
             <w:r>
               <w:rPr>
@@ -441,11 +386,6 @@
             </w:tcMar>
           </w:tcPr>
           <w:p>
-            <w:pPr>
-              <w:rPr>
-                <w:rFonts w:hint="eastAsia"/>
-              </w:rPr>
-            </w:pPr>
             <w:r>
               <w:t>DER general</w:t>
             </w:r>
@@ -464,7 +404,6 @@
           <w:p>
             <w:pPr>
               <w:rPr>
-                <w:rFonts w:hint="eastAsia"/>
                 <w:lang w:val="es-AR"/>
               </w:rPr>
             </w:pPr>
@@ -492,11 +431,6 @@
             </w:tcMar>
           </w:tcPr>
           <w:p>
-            <w:pPr>
-              <w:rPr>
-                <w:rFonts w:hint="eastAsia"/>
-              </w:rPr>
-            </w:pPr>
             <w:proofErr w:type="spellStart"/>
             <w:r>
               <w:rPr>
@@ -524,11 +458,6 @@
             </w:tcMar>
           </w:tcPr>
           <w:p>
-            <w:pPr>
-              <w:rPr>
-                <w:rFonts w:hint="eastAsia"/>
-              </w:rPr>
-            </w:pPr>
             <w:r>
               <w:t>DER voluntariado y oportunidades</w:t>
             </w:r>
@@ -547,7 +476,6 @@
           <w:p>
             <w:pPr>
               <w:rPr>
-                <w:rFonts w:hint="eastAsia"/>
                 <w:lang w:val="es-AR"/>
               </w:rPr>
             </w:pPr>
@@ -575,11 +503,6 @@
             </w:tcMar>
           </w:tcPr>
           <w:p>
-            <w:pPr>
-              <w:rPr>
-                <w:rFonts w:hint="eastAsia"/>
-              </w:rPr>
-            </w:pPr>
             <w:proofErr w:type="spellStart"/>
             <w:r>
               <w:rPr>
@@ -609,11 +532,14 @@
           <w:p>
             <w:pPr>
               <w:rPr>
-                <w:rFonts w:hint="eastAsia"/>
+                <w:lang w:val="es-AR"/>
               </w:rPr>
             </w:pPr>
             <w:r>
-              <w:t>DER donaciones y comunicaciones</w:t>
+              <w:rPr>
+                <w:lang w:val="es-AR"/>
+              </w:rPr>
+              <w:t>DER donaciones, comunicaciones y recuperación de acceso.</w:t>
             </w:r>
           </w:p>
         </w:tc>
@@ -630,7 +556,6 @@
           <w:p>
             <w:pPr>
               <w:rPr>
-                <w:rFonts w:hint="eastAsia"/>
                 <w:lang w:val="es-AR"/>
               </w:rPr>
             </w:pPr>
@@ -638,21 +563,7 @@
               <w:rPr>
                 <w:lang w:val="es-AR"/>
               </w:rPr>
-              <w:t xml:space="preserve">Zoom sobre donaciones, historial, ubicación, notificaciones y </w:t>
-            </w:r>
-            <w:proofErr w:type="spellStart"/>
-            <w:r>
-              <w:rPr>
-                <w:lang w:val="es-AR"/>
-              </w:rPr>
-              <w:t>tokens</w:t>
-            </w:r>
-            <w:proofErr w:type="spellEnd"/>
-            <w:r>
-              <w:rPr>
-                <w:lang w:val="es-AR"/>
-              </w:rPr>
-              <w:t xml:space="preserve"> de dispositivo.</w:t>
+              <w:t>Zoom sobre donaciones, historial, ubicación, notificaciones y tokens de dispositivo.</w:t>
             </w:r>
           </w:p>
         </w:tc>
@@ -669,13 +580,7 @@
         <w:rPr>
           <w:lang w:val="es-AR"/>
         </w:rPr>
-        <w:t xml:space="preserve">2. Diccionario para leer </w:t>
-      </w:r>
-      <w:r>
-        <w:rPr>
-          <w:lang w:val="es-AR"/>
-        </w:rPr>
-        <w:t>cualquier diagrama de EA</w:t>
+        <w:t>2. Diccionario para leer cualquier diagrama de EA</w:t>
       </w:r>
     </w:p>
     <w:p>
@@ -693,11 +598,6 @@
       </w:r>
     </w:p>
     <w:p>
-      <w:pPr>
-        <w:rPr>
-          <w:rFonts w:hint="eastAsia"/>
-        </w:rPr>
-      </w:pPr>
       <w:r>
         <w:rPr>
           <w:lang w:val="es-AR"/>
@@ -715,29 +615,10 @@
         <w:rPr>
           <w:lang w:val="es-AR"/>
         </w:rPr>
-        <w:t xml:space="preserve"> (y en el DER, una futura tabla de </w:t>
-      </w:r>
-      <w:proofErr w:type="spellStart"/>
-      <w:r>
-        <w:rPr>
-          <w:lang w:val="es-AR"/>
-        </w:rPr>
-        <w:t>PostgreSQL</w:t>
-      </w:r>
-      <w:proofErr w:type="spellEnd"/>
-      <w:r>
-        <w:rPr>
-          <w:lang w:val="es-AR"/>
-        </w:rPr>
-        <w:t xml:space="preserve">). </w:t>
-      </w:r>
-      <w:proofErr w:type="spellStart"/>
-      <w:r>
-        <w:t>Por</w:t>
-      </w:r>
-      <w:proofErr w:type="spellEnd"/>
-      <w:r>
-        <w:t xml:space="preserve"> </w:t>
+        <w:t xml:space="preserve"> (y en el DER, una futura tabla de PostgreSQL). </w:t>
+      </w:r>
+      <w:r>
+        <w:t xml:space="preserve">Por </w:t>
       </w:r>
       <w:proofErr w:type="spellStart"/>
       <w:r>
@@ -769,7 +650,6 @@
         <w:pStyle w:val="Listaconvietas"/>
         <w:spacing w:after="60"/>
         <w:rPr>
-          <w:rFonts w:hint="eastAsia"/>
           <w:lang w:val="es-AR"/>
         </w:rPr>
       </w:pPr>
@@ -785,21 +665,14 @@
         <w:pStyle w:val="Listaconvietas"/>
         <w:spacing w:after="60"/>
         <w:rPr>
-          <w:rFonts w:hint="eastAsia"/>
-          <w:lang w:val="es-AR"/>
-        </w:rPr>
-      </w:pPr>
-      <w:r>
-        <w:rPr>
-          <w:lang w:val="es-AR"/>
-        </w:rPr>
-        <w:t xml:space="preserve">La parte </w:t>
-      </w:r>
-      <w:r>
-        <w:rPr>
-          <w:lang w:val="es-AR"/>
-        </w:rPr>
-        <w:t>central muestra atributos: los datos que esa entidad guarda.</w:t>
+          <w:lang w:val="es-AR"/>
+        </w:rPr>
+      </w:pPr>
+      <w:r>
+        <w:rPr>
+          <w:lang w:val="es-AR"/>
+        </w:rPr>
+        <w:t>La parte central muestra atributos: los datos que esa entidad guarda.</w:t>
       </w:r>
     </w:p>
     <w:p>
@@ -807,7 +680,6 @@
         <w:pStyle w:val="Listaconvietas"/>
         <w:spacing w:after="60"/>
         <w:rPr>
-          <w:rFonts w:hint="eastAsia"/>
           <w:lang w:val="es-AR"/>
         </w:rPr>
       </w:pPr>
@@ -856,12 +728,6 @@
             <w:shd w:val="clear" w:color="auto" w:fill="1F2C5C"/>
           </w:tcPr>
           <w:p>
-            <w:pPr>
-              <w:rPr>
-                <w:rFonts w:hint="eastAsia"/>
-              </w:rPr>
-            </w:pPr>
-            <w:proofErr w:type="spellStart"/>
             <w:r>
               <w:rPr>
                 <w:b/>
@@ -869,7 +735,6 @@
               </w:rPr>
               <w:t>Marca</w:t>
             </w:r>
-            <w:proofErr w:type="spellEnd"/>
           </w:p>
         </w:tc>
         <w:tc>
@@ -878,11 +743,6 @@
             <w:shd w:val="clear" w:color="auto" w:fill="1F2C5C"/>
           </w:tcPr>
           <w:p>
-            <w:pPr>
-              <w:rPr>
-                <w:rFonts w:hint="eastAsia"/>
-              </w:rPr>
-            </w:pPr>
             <w:r>
               <w:rPr>
                 <w:b/>
@@ -898,11 +758,6 @@
             <w:shd w:val="clear" w:color="auto" w:fill="1F2C5C"/>
           </w:tcPr>
           <w:p>
-            <w:pPr>
-              <w:rPr>
-                <w:rFonts w:hint="eastAsia"/>
-              </w:rPr>
-            </w:pPr>
             <w:r>
               <w:rPr>
                 <w:b/>
@@ -928,11 +783,6 @@
             </w:tcMar>
           </w:tcPr>
           <w:p>
-            <w:pPr>
-              <w:rPr>
-                <w:rFonts w:hint="eastAsia"/>
-              </w:rPr>
-            </w:pPr>
             <w:r>
               <w:rPr>
                 <w:b/>
@@ -952,16 +802,8 @@
             </w:tcMar>
           </w:tcPr>
           <w:p>
-            <w:pPr>
-              <w:rPr>
-                <w:rFonts w:hint="eastAsia"/>
-              </w:rPr>
-            </w:pPr>
             <w:r>
-              <w:t xml:space="preserve">Primary Key / </w:t>
-            </w:r>
-            <w:r>
-              <w:t>clave primaria</w:t>
+              <w:t>Primary Key / clave primaria</w:t>
             </w:r>
           </w:p>
         </w:tc>
@@ -978,7 +820,6 @@
           <w:p>
             <w:pPr>
               <w:rPr>
-                <w:rFonts w:hint="eastAsia"/>
                 <w:lang w:val="es-AR"/>
               </w:rPr>
             </w:pPr>
@@ -1006,11 +847,6 @@
             </w:tcMar>
           </w:tcPr>
           <w:p>
-            <w:pPr>
-              <w:rPr>
-                <w:rFonts w:hint="eastAsia"/>
-              </w:rPr>
-            </w:pPr>
             <w:r>
               <w:rPr>
                 <w:b/>
@@ -1030,11 +866,6 @@
             </w:tcMar>
           </w:tcPr>
           <w:p>
-            <w:pPr>
-              <w:rPr>
-                <w:rFonts w:hint="eastAsia"/>
-              </w:rPr>
-            </w:pPr>
             <w:r>
               <w:t>Foreign Key / clave foránea</w:t>
             </w:r>
@@ -1053,7 +884,6 @@
           <w:p>
             <w:pPr>
               <w:rPr>
-                <w:rFonts w:hint="eastAsia"/>
                 <w:lang w:val="es-AR"/>
               </w:rPr>
             </w:pPr>
@@ -1081,11 +911,6 @@
             </w:tcMar>
           </w:tcPr>
           <w:p>
-            <w:pPr>
-              <w:rPr>
-                <w:rFonts w:hint="eastAsia"/>
-              </w:rPr>
-            </w:pPr>
             <w:r>
               <w:rPr>
                 <w:b/>
@@ -1107,7 +932,6 @@
           <w:p>
             <w:pPr>
               <w:rPr>
-                <w:rFonts w:hint="eastAsia"/>
                 <w:lang w:val="es-AR"/>
               </w:rPr>
             </w:pPr>
@@ -1132,7 +956,6 @@
           <w:p>
             <w:pPr>
               <w:rPr>
-                <w:rFonts w:hint="eastAsia"/>
                 <w:lang w:val="es-AR"/>
               </w:rPr>
             </w:pPr>
@@ -1140,13 +963,7 @@
               <w:rPr>
                 <w:lang w:val="es-AR"/>
               </w:rPr>
-              <w:t>Se usa, por ejemp</w:t>
-            </w:r>
-            <w:r>
-              <w:rPr>
-                <w:lang w:val="es-AR"/>
-              </w:rPr>
-              <w:t xml:space="preserve">lo, en </w:t>
+              <w:t xml:space="preserve">Se usa, por ejemplo, en </w:t>
             </w:r>
             <w:proofErr w:type="spellStart"/>
             <w:r>
@@ -1194,11 +1011,6 @@
             </w:tcMar>
           </w:tcPr>
           <w:p>
-            <w:pPr>
-              <w:rPr>
-                <w:rFonts w:hint="eastAsia"/>
-              </w:rPr>
-            </w:pPr>
             <w:r>
               <w:rPr>
                 <w:b/>
@@ -1218,11 +1030,6 @@
             </w:tcMar>
           </w:tcPr>
           <w:p>
-            <w:pPr>
-              <w:rPr>
-                <w:rFonts w:hint="eastAsia"/>
-              </w:rPr>
-            </w:pPr>
             <w:r>
               <w:t>Unique / único</w:t>
             </w:r>
@@ -1241,7 +1048,6 @@
           <w:p>
             <w:pPr>
               <w:rPr>
-                <w:rFonts w:hint="eastAsia"/>
                 <w:lang w:val="es-AR"/>
               </w:rPr>
             </w:pPr>
@@ -1249,21 +1055,7 @@
               <w:rPr>
                 <w:lang w:val="es-AR"/>
               </w:rPr>
-              <w:t xml:space="preserve">No permite repetir un valor. Ejemplo: email, CUIT o </w:t>
-            </w:r>
-            <w:proofErr w:type="spellStart"/>
-            <w:r>
-              <w:rPr>
-                <w:lang w:val="es-AR"/>
-              </w:rPr>
-              <w:t>token</w:t>
-            </w:r>
-            <w:proofErr w:type="spellEnd"/>
-            <w:r>
-              <w:rPr>
-                <w:lang w:val="es-AR"/>
-              </w:rPr>
-              <w:t xml:space="preserve"> FCM.</w:t>
+              <w:t>No permite repetir un valor. Ejemplo: email, CUIT o token FCM.</w:t>
             </w:r>
           </w:p>
         </w:tc>
@@ -1283,11 +1075,6 @@
             </w:tcMar>
           </w:tcPr>
           <w:p>
-            <w:pPr>
-              <w:rPr>
-                <w:rFonts w:hint="eastAsia"/>
-              </w:rPr>
-            </w:pPr>
             <w:r>
               <w:rPr>
                 <w:b/>
@@ -1315,11 +1102,6 @@
             </w:tcMar>
           </w:tcPr>
           <w:p>
-            <w:pPr>
-              <w:rPr>
-                <w:rFonts w:hint="eastAsia"/>
-              </w:rPr>
-            </w:pPr>
             <w:r>
               <w:t>Unicidad de una combinación</w:t>
             </w:r>
@@ -1338,7 +1120,6 @@
           <w:p>
             <w:pPr>
               <w:rPr>
-                <w:rFonts w:hint="eastAsia"/>
                 <w:lang w:val="es-AR"/>
               </w:rPr>
             </w:pPr>
@@ -1353,13 +1134,7 @@
               <w:rPr>
                 <w:lang w:val="es-AR"/>
               </w:rPr>
-              <w:t>Inscripc</w:t>
-            </w:r>
-            <w:r>
-              <w:rPr>
-                <w:lang w:val="es-AR"/>
-              </w:rPr>
-              <w:t>ion</w:t>
+              <w:t>Inscripcion</w:t>
             </w:r>
             <w:proofErr w:type="spellEnd"/>
             <w:r>
@@ -1383,21 +1158,7 @@
         <w:rPr>
           <w:lang w:val="es-AR"/>
         </w:rPr>
-        <w:t xml:space="preserve">2.3. </w:t>
-      </w:r>
-      <w:proofErr w:type="spellStart"/>
-      <w:r>
-        <w:rPr>
-          <w:lang w:val="es-AR"/>
-        </w:rPr>
-        <w:t>Cardinalidades</w:t>
-      </w:r>
-      <w:proofErr w:type="spellEnd"/>
-      <w:r>
-        <w:rPr>
-          <w:lang w:val="es-AR"/>
-        </w:rPr>
-        <w:t>: qué significan los numeritos de las líneas</w:t>
+        <w:t>2.3. Cardinalidades: qué significan los numeritos de las líneas</w:t>
       </w:r>
     </w:p>
     <w:tbl>
@@ -1422,11 +1183,6 @@
             <w:shd w:val="clear" w:color="auto" w:fill="1F2C5C"/>
           </w:tcPr>
           <w:p>
-            <w:pPr>
-              <w:rPr>
-                <w:rFonts w:hint="eastAsia"/>
-              </w:rPr>
-            </w:pPr>
             <w:proofErr w:type="spellStart"/>
             <w:r>
               <w:rPr>
@@ -1444,11 +1200,6 @@
             <w:shd w:val="clear" w:color="auto" w:fill="1F2C5C"/>
           </w:tcPr>
           <w:p>
-            <w:pPr>
-              <w:rPr>
-                <w:rFonts w:hint="eastAsia"/>
-              </w:rPr>
-            </w:pPr>
             <w:r>
               <w:rPr>
                 <w:b/>
@@ -1464,11 +1215,6 @@
             <w:shd w:val="clear" w:color="auto" w:fill="1F2C5C"/>
           </w:tcPr>
           <w:p>
-            <w:pPr>
-              <w:rPr>
-                <w:rFonts w:hint="eastAsia"/>
-              </w:rPr>
-            </w:pPr>
             <w:r>
               <w:rPr>
                 <w:b/>
@@ -1494,11 +1240,6 @@
             </w:tcMar>
           </w:tcPr>
           <w:p>
-            <w:pPr>
-              <w:rPr>
-                <w:rFonts w:hint="eastAsia"/>
-              </w:rPr>
-            </w:pPr>
             <w:r>
               <w:rPr>
                 <w:b/>
@@ -1518,11 +1259,6 @@
             </w:tcMar>
           </w:tcPr>
           <w:p>
-            <w:pPr>
-              <w:rPr>
-                <w:rFonts w:hint="eastAsia"/>
-              </w:rPr>
-            </w:pPr>
             <w:r>
               <w:t>exactamente uno</w:t>
             </w:r>
@@ -1541,7 +1277,6 @@
           <w:p>
             <w:pPr>
               <w:rPr>
-                <w:rFonts w:hint="eastAsia"/>
                 <w:lang w:val="es-AR"/>
               </w:rPr>
             </w:pPr>
@@ -1549,13 +1284,7 @@
               <w:rPr>
                 <w:lang w:val="es-AR"/>
               </w:rPr>
-              <w:t xml:space="preserve">Una Oportunidad pertenece a una sola </w:t>
-            </w:r>
-            <w:r>
-              <w:rPr>
-                <w:lang w:val="es-AR"/>
-              </w:rPr>
-              <w:t>Organización.</w:t>
+              <w:t>Una Oportunidad pertenece a una sola Organización.</w:t>
             </w:r>
           </w:p>
         </w:tc>
@@ -1575,11 +1304,6 @@
             </w:tcMar>
           </w:tcPr>
           <w:p>
-            <w:pPr>
-              <w:rPr>
-                <w:rFonts w:hint="eastAsia"/>
-              </w:rPr>
-            </w:pPr>
             <w:r>
               <w:rPr>
                 <w:b/>
@@ -1599,11 +1323,6 @@
             </w:tcMar>
           </w:tcPr>
           <w:p>
-            <w:pPr>
-              <w:rPr>
-                <w:rFonts w:hint="eastAsia"/>
-              </w:rPr>
-            </w:pPr>
             <w:r>
               <w:t>cero o uno</w:t>
             </w:r>
@@ -1622,7 +1341,6 @@
           <w:p>
             <w:pPr>
               <w:rPr>
-                <w:rFonts w:hint="eastAsia"/>
                 <w:lang w:val="es-AR"/>
               </w:rPr>
             </w:pPr>
@@ -1664,17 +1382,14 @@
             </w:tcMar>
           </w:tcPr>
           <w:p>
-            <w:pPr>
-              <w:rPr>
-                <w:rFonts w:hint="eastAsia"/>
-              </w:rPr>
-            </w:pPr>
+            <w:proofErr w:type="gramStart"/>
             <w:r>
               <w:rPr>
                 <w:b/>
               </w:rPr>
               <w:t>0..N</w:t>
             </w:r>
+            <w:proofErr w:type="gramEnd"/>
           </w:p>
         </w:tc>
         <w:tc>
@@ -1688,11 +1403,6 @@
             </w:tcMar>
           </w:tcPr>
           <w:p>
-            <w:pPr>
-              <w:rPr>
-                <w:rFonts w:hint="eastAsia"/>
-              </w:rPr>
-            </w:pPr>
             <w:r>
               <w:t>cero, uno o muchos</w:t>
             </w:r>
@@ -1711,7 +1421,6 @@
           <w:p>
             <w:pPr>
               <w:rPr>
-                <w:rFonts w:hint="eastAsia"/>
                 <w:lang w:val="es-AR"/>
               </w:rPr>
             </w:pPr>
@@ -1739,17 +1448,14 @@
             </w:tcMar>
           </w:tcPr>
           <w:p>
-            <w:pPr>
-              <w:rPr>
-                <w:rFonts w:hint="eastAsia"/>
-              </w:rPr>
-            </w:pPr>
+            <w:proofErr w:type="gramStart"/>
             <w:r>
               <w:rPr>
                 <w:b/>
               </w:rPr>
               <w:t>1..N</w:t>
             </w:r>
+            <w:proofErr w:type="gramEnd"/>
           </w:p>
         </w:tc>
         <w:tc>
@@ -1763,11 +1469,6 @@
             </w:tcMar>
           </w:tcPr>
           <w:p>
-            <w:pPr>
-              <w:rPr>
-                <w:rFonts w:hint="eastAsia"/>
-              </w:rPr>
-            </w:pPr>
             <w:r>
               <w:t>uno o muchos</w:t>
             </w:r>
@@ -1786,7 +1487,6 @@
           <w:p>
             <w:pPr>
               <w:rPr>
-                <w:rFonts w:hint="eastAsia"/>
                 <w:lang w:val="es-AR"/>
               </w:rPr>
             </w:pPr>
@@ -1815,13 +1515,7 @@
               <w:rPr>
                 <w:lang w:val="es-AR"/>
               </w:rPr>
-              <w:t>HistorialEsta</w:t>
-            </w:r>
-            <w:r>
-              <w:rPr>
-                <w:lang w:val="es-AR"/>
-              </w:rPr>
-              <w:t>doDonacion</w:t>
+              <w:t>HistorialEstadoDonacion</w:t>
             </w:r>
             <w:proofErr w:type="spellEnd"/>
             <w:r>
@@ -1853,7 +1547,6 @@
         <w:pStyle w:val="Listaconvietas"/>
         <w:spacing w:after="60"/>
         <w:rPr>
-          <w:rFonts w:hint="eastAsia"/>
           <w:lang w:val="es-AR"/>
         </w:rPr>
       </w:pPr>
@@ -1869,7 +1562,6 @@
         <w:pStyle w:val="Listaconvietas"/>
         <w:spacing w:after="60"/>
         <w:rPr>
-          <w:rFonts w:hint="eastAsia"/>
           <w:lang w:val="es-AR"/>
         </w:rPr>
       </w:pPr>
@@ -1913,7 +1605,6 @@
         <w:pStyle w:val="Listaconvietas"/>
         <w:spacing w:after="60"/>
         <w:rPr>
-          <w:rFonts w:hint="eastAsia"/>
           <w:lang w:val="es-AR"/>
         </w:rPr>
       </w:pPr>
@@ -1929,7 +1620,6 @@
         <w:pStyle w:val="Listaconvietas"/>
         <w:spacing w:after="60"/>
         <w:rPr>
-          <w:rFonts w:hint="eastAsia"/>
           <w:lang w:val="es-AR"/>
         </w:rPr>
       </w:pPr>
@@ -1959,7 +1649,6 @@
         <w:pStyle w:val="Listaconvietas"/>
         <w:spacing w:after="60"/>
         <w:rPr>
-          <w:rFonts w:hint="eastAsia"/>
           <w:lang w:val="es-AR"/>
         </w:rPr>
       </w:pPr>
@@ -1975,14 +1664,14 @@
         <w:pStyle w:val="Listaconvietas"/>
         <w:spacing w:after="60"/>
         <w:rPr>
-          <w:rFonts w:hint="eastAsia"/>
-          <w:lang w:val="es-AR"/>
-        </w:rPr>
-      </w:pPr>
-      <w:r>
-        <w:rPr>
-          <w:lang w:val="es-AR"/>
-        </w:rPr>
+          <w:lang w:val="es-AR"/>
+        </w:rPr>
+      </w:pPr>
+      <w:r>
+        <w:rPr>
+          <w:lang w:val="es-AR"/>
+        </w:rPr>
+        <w:lastRenderedPageBreak/>
         <w:t xml:space="preserve">BOOLEAN: verdadero/falso, por </w:t>
       </w:r>
       <w:proofErr w:type="gramStart"/>
@@ -1997,27 +1686,7 @@
         <w:rPr>
           <w:lang w:val="es-AR"/>
         </w:rPr>
-        <w:t xml:space="preserve"> si un</w:t>
-      </w:r>
-      <w:r>
-        <w:rPr>
-          <w:lang w:val="es-AR"/>
-        </w:rPr>
-        <w:t xml:space="preserve"> </w:t>
-      </w:r>
-      <w:proofErr w:type="spellStart"/>
-      <w:r>
-        <w:rPr>
-          <w:lang w:val="es-AR"/>
-        </w:rPr>
-        <w:t>token</w:t>
-      </w:r>
-      <w:proofErr w:type="spellEnd"/>
-      <w:r>
-        <w:rPr>
-          <w:lang w:val="es-AR"/>
-        </w:rPr>
-        <w:t xml:space="preserve"> de dispositivo está activo.</w:t>
+        <w:t xml:space="preserve"> si un token de dispositivo está activo.</w:t>
       </w:r>
     </w:p>
     <w:p>
@@ -2025,7 +1694,6 @@
         <w:pStyle w:val="Listaconvietas"/>
         <w:spacing w:after="60"/>
         <w:rPr>
-          <w:rFonts w:hint="eastAsia"/>
           <w:lang w:val="es-AR"/>
         </w:rPr>
       </w:pPr>
@@ -2047,7 +1715,6 @@
         <w:rPr>
           <w:lang w:val="es-AR"/>
         </w:rPr>
-        <w:lastRenderedPageBreak/>
         <w:t>3. Diagrama 1 - Diagrama de clases del dominio</w:t>
       </w:r>
     </w:p>
@@ -2055,16 +1722,13 @@
       <w:pPr>
         <w:keepNext/>
         <w:jc w:val="center"/>
-        <w:rPr>
-          <w:rFonts w:hint="eastAsia"/>
-        </w:rPr>
       </w:pPr>
       <w:r>
         <w:rPr>
           <w:noProof/>
         </w:rPr>
         <w:drawing>
-          <wp:inline distT="0" distB="0" distL="0" distR="0">
+          <wp:inline distT="0" distB="0" distL="0" distR="0" wp14:anchorId="191ED211" wp14:editId="4E6D94F7">
             <wp:extent cx="6080760" cy="3994888"/>
             <wp:effectExtent l="0" t="0" r="0" b="0"/>
             <wp:docPr id="1" name="Picture 1"/>
@@ -2106,7 +1770,6 @@
         <w:spacing w:after="160"/>
         <w:jc w:val="center"/>
         <w:rPr>
-          <w:rFonts w:hint="eastAsia"/>
           <w:lang w:val="es-AR"/>
         </w:rPr>
       </w:pPr>
@@ -2137,7 +1800,6 @@
     <w:p>
       <w:pPr>
         <w:rPr>
-          <w:rFonts w:hint="eastAsia"/>
           <w:lang w:val="es-AR"/>
         </w:rPr>
       </w:pPr>
@@ -2166,13 +1828,7 @@
         <w:rPr>
           <w:lang w:val="es-AR"/>
         </w:rPr>
-        <w:t>, el rol, el estado de la cuenta y las fechas de creación/actualización. No import</w:t>
-      </w:r>
-      <w:r>
-        <w:rPr>
-          <w:lang w:val="es-AR"/>
-        </w:rPr>
-        <w:t xml:space="preserve">a si la persona será </w:t>
+        <w:t xml:space="preserve">, el rol, el estado de la cuenta y las fechas de creación/actualización. No importa si la persona será </w:t>
       </w:r>
       <w:proofErr w:type="gramStart"/>
       <w:r>
@@ -2194,7 +1850,6 @@
         <w:pStyle w:val="Listaconvietas"/>
         <w:spacing w:after="60"/>
         <w:rPr>
-          <w:rFonts w:hint="eastAsia"/>
           <w:lang w:val="es-AR"/>
         </w:rPr>
       </w:pPr>
@@ -2210,7 +1865,6 @@
         <w:pStyle w:val="Listaconvietas"/>
         <w:spacing w:after="60"/>
         <w:rPr>
-          <w:rFonts w:hint="eastAsia"/>
           <w:lang w:val="es-AR"/>
         </w:rPr>
       </w:pPr>
@@ -2234,21 +1888,42 @@
         <w:pStyle w:val="Listaconvietas"/>
         <w:spacing w:after="60"/>
         <w:rPr>
-          <w:rFonts w:hint="eastAsia"/>
-          <w:lang w:val="es-AR"/>
-        </w:rPr>
-      </w:pPr>
-      <w:r>
-        <w:rPr>
-          <w:lang w:val="es-AR"/>
-        </w:rPr>
-        <w:t>rol indic</w:t>
-      </w:r>
-      <w:r>
-        <w:rPr>
-          <w:lang w:val="es-AR"/>
-        </w:rPr>
-        <w:t>a si esa cuenta corresponde a VOLUNTARIO u ORGANIZACION.</w:t>
+          <w:lang w:val="es-AR"/>
+        </w:rPr>
+      </w:pPr>
+      <w:r>
+        <w:rPr>
+          <w:lang w:val="es-AR"/>
+        </w:rPr>
+        <w:t xml:space="preserve">rol indica si la cuenta corresponde a VOLUNTARIO, ORGANIZACION o ADMIN. Las cuentas ADMIN poseen permisos administrativos, pero no requieren </w:t>
+      </w:r>
+      <w:proofErr w:type="spellStart"/>
+      <w:r>
+        <w:rPr>
+          <w:lang w:val="es-AR"/>
+        </w:rPr>
+        <w:t>PerfilVoluntario</w:t>
+      </w:r>
+      <w:proofErr w:type="spellEnd"/>
+      <w:r>
+        <w:rPr>
+          <w:lang w:val="es-AR"/>
+        </w:rPr>
+        <w:t xml:space="preserve"> ni </w:t>
+      </w:r>
+      <w:proofErr w:type="spellStart"/>
+      <w:r>
+        <w:rPr>
+          <w:lang w:val="es-AR"/>
+        </w:rPr>
+        <w:t>Organizacion</w:t>
+      </w:r>
+      <w:proofErr w:type="spellEnd"/>
+      <w:r>
+        <w:rPr>
+          <w:lang w:val="es-AR"/>
+        </w:rPr>
+        <w:t>.</w:t>
       </w:r>
     </w:p>
     <w:p>
@@ -2296,7 +1971,6 @@
     <w:p>
       <w:pPr>
         <w:rPr>
-          <w:rFonts w:hint="eastAsia"/>
           <w:lang w:val="es-AR"/>
         </w:rPr>
       </w:pPr>
@@ -2312,7 +1986,6 @@
         <w:pStyle w:val="Listaconvietas"/>
         <w:spacing w:after="60"/>
         <w:rPr>
-          <w:rFonts w:hint="eastAsia"/>
           <w:lang w:val="es-AR"/>
         </w:rPr>
       </w:pPr>
@@ -2328,13 +2001,7 @@
         <w:rPr>
           <w:lang w:val="es-AR"/>
         </w:rPr>
-        <w:t xml:space="preserve"> guarda nombre, apellido, teléfono, biografía, </w:t>
-      </w:r>
-      <w:r>
-        <w:rPr>
-          <w:lang w:val="es-AR"/>
-        </w:rPr>
-        <w:t>consentimiento de ubicación y una ubicación opcional.</w:t>
+        <w:t xml:space="preserve"> guarda nombre, apellido, teléfono, biografía, consentimiento de ubicación y una ubicación opcional.</w:t>
       </w:r>
     </w:p>
     <w:p>
@@ -2365,7 +2032,6 @@
         <w:pStyle w:val="Listaconvietas"/>
         <w:spacing w:after="60"/>
         <w:rPr>
-          <w:rFonts w:hint="eastAsia"/>
           <w:lang w:val="es-AR"/>
         </w:rPr>
       </w:pPr>
@@ -2464,13 +2130,13 @@
         <w:rPr>
           <w:lang w:val="es-AR"/>
         </w:rPr>
+        <w:lastRenderedPageBreak/>
         <w:t>3.3. Oportunidad: la actividad que publica una organización</w:t>
       </w:r>
     </w:p>
     <w:p>
       <w:pPr>
         <w:rPr>
-          <w:rFonts w:hint="eastAsia"/>
           <w:lang w:val="es-AR"/>
         </w:rPr>
       </w:pPr>
@@ -2500,7 +2166,6 @@
         <w:pStyle w:val="Listaconvietas"/>
         <w:spacing w:after="60"/>
         <w:rPr>
-          <w:rFonts w:hint="eastAsia"/>
           <w:lang w:val="es-AR"/>
         </w:rPr>
       </w:pPr>
@@ -2516,7 +2181,6 @@
         <w:pStyle w:val="Listaconvietas"/>
         <w:spacing w:after="60"/>
         <w:rPr>
-          <w:rFonts w:hint="eastAsia"/>
           <w:lang w:val="es-AR"/>
         </w:rPr>
       </w:pPr>
@@ -2532,7 +2196,6 @@
         <w:pStyle w:val="Listaconvietas"/>
         <w:spacing w:after="60"/>
         <w:rPr>
-          <w:rFonts w:hint="eastAsia"/>
           <w:lang w:val="es-AR"/>
         </w:rPr>
       </w:pPr>
@@ -2548,13 +2211,7 @@
         <w:rPr>
           <w:lang w:val="es-AR"/>
         </w:rPr>
-        <w:t xml:space="preserve"> es lo</w:t>
-      </w:r>
-      <w:r>
-        <w:rPr>
-          <w:lang w:val="es-AR"/>
-        </w:rPr>
-        <w:t xml:space="preserve"> que se guarda; el cupo disponible se calcula según inscripciones aceptadas.</w:t>
+        <w:t xml:space="preserve"> es lo que se guarda; el cupo disponible se calcula según inscripciones aceptadas.</w:t>
       </w:r>
     </w:p>
     <w:p>
@@ -2568,7 +2225,6 @@
         <w:rPr>
           <w:lang w:val="es-AR"/>
         </w:rPr>
-        <w:lastRenderedPageBreak/>
         <w:t xml:space="preserve">3.4. </w:t>
       </w:r>
       <w:proofErr w:type="spellStart"/>
@@ -2589,7 +2245,6 @@
     <w:p>
       <w:pPr>
         <w:rPr>
-          <w:rFonts w:hint="eastAsia"/>
           <w:lang w:val="es-AR"/>
         </w:rPr>
       </w:pPr>
@@ -2627,13 +2282,7 @@
         <w:rPr>
           <w:lang w:val="es-AR"/>
         </w:rPr>
-        <w:t xml:space="preserve"> con una Oportunidad. Gracias a esta entida</w:t>
-      </w:r>
-      <w:r>
-        <w:rPr>
-          <w:lang w:val="es-AR"/>
-        </w:rPr>
-        <w:t xml:space="preserve">d no necesitamos conectar voluntarios y oportunidades directamente con una relación </w:t>
+        <w:t xml:space="preserve"> con una Oportunidad. Gracias a esta entidad no necesitamos conectar voluntarios y oportunidades directamente con una relación </w:t>
       </w:r>
       <w:proofErr w:type="gramStart"/>
       <w:r>
@@ -2649,7 +2298,6 @@
         <w:pStyle w:val="Listaconvietas"/>
         <w:spacing w:after="60"/>
         <w:rPr>
-          <w:rFonts w:hint="eastAsia"/>
           <w:lang w:val="es-AR"/>
         </w:rPr>
       </w:pPr>
@@ -2665,7 +2313,6 @@
         <w:pStyle w:val="Listaconvietas"/>
         <w:spacing w:after="60"/>
         <w:rPr>
-          <w:rFonts w:hint="eastAsia"/>
           <w:lang w:val="es-AR"/>
         </w:rPr>
       </w:pPr>
@@ -2681,7 +2328,6 @@
         <w:pStyle w:val="Listaconvietas"/>
         <w:spacing w:after="60"/>
         <w:rPr>
-          <w:rFonts w:hint="eastAsia"/>
           <w:lang w:val="es-AR"/>
         </w:rPr>
       </w:pPr>
@@ -2717,13 +2363,7 @@
         <w:rPr>
           <w:lang w:val="es-AR"/>
         </w:rPr>
-        <w:t xml:space="preserve"> es única: evita inscr</w:t>
-      </w:r>
-      <w:r>
-        <w:rPr>
-          <w:lang w:val="es-AR"/>
-        </w:rPr>
-        <w:t>ipciones duplicadas.</w:t>
+        <w:t xml:space="preserve"> es única: evita inscripciones duplicadas.</w:t>
       </w:r>
     </w:p>
     <w:p>
@@ -2731,7 +2371,6 @@
         <w:pStyle w:val="Listaconvietas"/>
         <w:spacing w:after="60"/>
         <w:rPr>
-          <w:rFonts w:hint="eastAsia"/>
           <w:lang w:val="es-AR"/>
         </w:rPr>
       </w:pPr>
@@ -2773,7 +2412,7 @@
     <w:p>
       <w:pPr>
         <w:rPr>
-          <w:rFonts w:hint="eastAsia"/>
+          <w:lang w:val="es-AR"/>
         </w:rPr>
       </w:pPr>
       <w:r>
@@ -2808,32 +2447,71 @@
         <w:rPr>
           <w:lang w:val="es-AR"/>
         </w:rPr>
-        <w:t xml:space="preserve"> completada. </w:t>
+        <w:t xml:space="preserve"> COMPLETADA. No almacena directamente un autor y un destinatario, porque ambas partes pueden obtenerse desde la inscripción. El voluntario se identifica mediante </w:t>
       </w:r>
       <w:proofErr w:type="spellStart"/>
       <w:r>
-        <w:t>Tiene</w:t>
+        <w:rPr>
+          <w:lang w:val="es-AR"/>
+        </w:rPr>
+        <w:t>Inscripcion.id_voluntario</w:t>
       </w:r>
       <w:proofErr w:type="spellEnd"/>
       <w:r>
-        <w:t xml:space="preserve"> dos </w:t>
-      </w:r>
+        <w:rPr>
+          <w:lang w:val="es-AR"/>
+        </w:rPr>
+        <w:t xml:space="preserve"> y la organización mediante la Oportunidad relacionada.</w:t>
+      </w:r>
+    </w:p>
+    <w:p>
+      <w:pPr>
+        <w:rPr>
+          <w:lang w:val="es-AR"/>
+        </w:rPr>
+      </w:pPr>
       <w:proofErr w:type="spellStart"/>
       <w:r>
-        <w:t>us</w:t>
-      </w:r>
-      <w:r>
-        <w:t>uarios</w:t>
+        <w:rPr>
+          <w:lang w:val="es-AR"/>
+        </w:rPr>
+        <w:t>autor_rol</w:t>
       </w:r>
       <w:proofErr w:type="spellEnd"/>
       <w:r>
-        <w:t xml:space="preserve"> </w:t>
+        <w:rPr>
+          <w:lang w:val="es-AR"/>
+        </w:rPr>
+        <w:t xml:space="preserve"> indica cuál de las dos partes realizó la evaluación y puede tomar los valores VOLUNTARIO u ORGANIZACION. La combinación </w:t>
       </w:r>
       <w:proofErr w:type="spellStart"/>
       <w:r>
-        <w:t>relacionados</w:t>
+        <w:rPr>
+          <w:lang w:val="es-AR"/>
+        </w:rPr>
+        <w:t>id_inscripcion</w:t>
       </w:r>
       <w:proofErr w:type="spellEnd"/>
+      <w:r>
+        <w:rPr>
+          <w:lang w:val="es-AR"/>
+        </w:rPr>
+        <w:t xml:space="preserve"> + </w:t>
+      </w:r>
+      <w:proofErr w:type="spellStart"/>
+      <w:r>
+        <w:rPr>
+          <w:lang w:val="es-AR"/>
+        </w:rPr>
+        <w:t>autor_rol</w:t>
+      </w:r>
+      <w:proofErr w:type="spellEnd"/>
+      <w:r>
+        <w:rPr>
+          <w:lang w:val="es-AR"/>
+        </w:rPr>
+        <w:t xml:space="preserve"> es única, por lo que cada parte puede calificar una sola vez. Como resultado, una inscripción admite como máximo dos calificaciones</w:t>
+      </w:r>
       <w:r>
         <w:t>:</w:t>
       </w:r>
@@ -2843,7 +2521,6 @@
         <w:pStyle w:val="Listaconvietas"/>
         <w:spacing w:after="60"/>
         <w:rPr>
-          <w:rFonts w:hint="eastAsia"/>
           <w:lang w:val="es-AR"/>
         </w:rPr>
       </w:pPr>
@@ -2867,7 +2544,6 @@
         <w:pStyle w:val="Listaconvietas"/>
         <w:spacing w:after="60"/>
         <w:rPr>
-          <w:rFonts w:hint="eastAsia"/>
           <w:lang w:val="es-AR"/>
         </w:rPr>
       </w:pPr>
@@ -2914,7 +2590,6 @@
         <w:pStyle w:val="Listaconvietas"/>
         <w:spacing w:after="60"/>
         <w:rPr>
-          <w:rFonts w:hint="eastAsia"/>
           <w:lang w:val="es-AR"/>
         </w:rPr>
       </w:pPr>
@@ -2976,7 +2651,6 @@
     <w:p>
       <w:pPr>
         <w:rPr>
-          <w:rFonts w:hint="eastAsia"/>
           <w:lang w:val="es-AR"/>
         </w:rPr>
       </w:pPr>
@@ -2992,7 +2666,6 @@
         <w:pStyle w:val="Listaconvietas"/>
         <w:spacing w:after="60"/>
         <w:rPr>
-          <w:rFonts w:hint="eastAsia"/>
           <w:lang w:val="es-AR"/>
         </w:rPr>
       </w:pPr>
@@ -3036,13 +2709,7 @@
         <w:rPr>
           <w:lang w:val="es-AR"/>
         </w:rPr>
-        <w:t xml:space="preserve"> la </w:t>
-      </w:r>
-      <w:r>
-        <w:rPr>
-          <w:lang w:val="es-AR"/>
-        </w:rPr>
-        <w:t>recibe. La donación guarda categoría, cantidad, descripción, ubicación, imagen opcional y estado.</w:t>
+        <w:t xml:space="preserve"> la recibe. La donación guarda categoría, cantidad, descripción, ubicación, imagen opcional y estado.</w:t>
       </w:r>
     </w:p>
     <w:p>
@@ -3050,7 +2717,6 @@
         <w:pStyle w:val="Listaconvietas"/>
         <w:spacing w:after="60"/>
         <w:rPr>
-          <w:rFonts w:hint="eastAsia"/>
           <w:lang w:val="es-AR"/>
         </w:rPr>
       </w:pPr>
@@ -3088,16 +2754,13 @@
       <w:pPr>
         <w:keepNext/>
         <w:jc w:val="center"/>
-        <w:rPr>
-          <w:rFonts w:hint="eastAsia"/>
-        </w:rPr>
       </w:pPr>
       <w:r>
         <w:rPr>
           <w:noProof/>
         </w:rPr>
         <w:drawing>
-          <wp:inline distT="0" distB="0" distL="0" distR="0">
+          <wp:inline distT="0" distB="0" distL="0" distR="0" wp14:anchorId="5CF8A9CF" wp14:editId="4A97617C">
             <wp:extent cx="6080760" cy="4198889"/>
             <wp:effectExtent l="0" t="0" r="0" b="0"/>
             <wp:docPr id="2" name="Picture 2"/>
@@ -3139,7 +2802,6 @@
         <w:spacing w:after="160"/>
         <w:jc w:val="center"/>
         <w:rPr>
-          <w:rFonts w:hint="eastAsia"/>
           <w:lang w:val="es-AR"/>
         </w:rPr>
       </w:pPr>
@@ -3176,7 +2838,6 @@
     <w:p>
       <w:pPr>
         <w:rPr>
-          <w:rFonts w:hint="eastAsia"/>
           <w:lang w:val="es-AR"/>
         </w:rPr>
       </w:pPr>
@@ -3190,21 +2851,33 @@
         <w:rPr>
           <w:lang w:val="es-AR"/>
         </w:rPr>
-        <w:t>ste DER reúne todo lo que ya vimos y agrega las entidades de apoyo que el Diagra</w:t>
-      </w:r>
-      <w:r>
-        <w:rPr>
-          <w:lang w:val="es-AR"/>
-        </w:rPr>
-        <w:t>ma 1 no necesita mostrar con tanto detalle.</w:t>
+        <w:t>ste DER reúne todo lo que ya vimos y agrega las entidades de apoyo que el Diagrama 1 no necesita mostrar con tanto detalle.</w:t>
       </w:r>
     </w:p>
     <w:p>
       <w:pPr>
         <w:pStyle w:val="Ttulo2"/>
-      </w:pPr>
-      <w:r>
-        <w:t>4.2. Las 15 entidades, separadas por función</w:t>
+        <w:rPr>
+          <w:lang w:val="es-AR"/>
+        </w:rPr>
+      </w:pPr>
+      <w:r>
+        <w:rPr>
+          <w:lang w:val="es-AR"/>
+        </w:rPr>
+        <w:t>4.2. Las 1</w:t>
+      </w:r>
+      <w:r>
+        <w:rPr>
+          <w:lang w:val="es-AR"/>
+        </w:rPr>
+        <w:t>6</w:t>
+      </w:r>
+      <w:r>
+        <w:rPr>
+          <w:lang w:val="es-AR"/>
+        </w:rPr>
+        <w:t xml:space="preserve"> entidades, separadas por función</w:t>
       </w:r>
     </w:p>
     <w:tbl>
@@ -3229,11 +2902,6 @@
             <w:shd w:val="clear" w:color="auto" w:fill="1F2C5C"/>
           </w:tcPr>
           <w:p>
-            <w:pPr>
-              <w:rPr>
-                <w:rFonts w:hint="eastAsia"/>
-              </w:rPr>
-            </w:pPr>
             <w:r>
               <w:rPr>
                 <w:b/>
@@ -3249,11 +2917,6 @@
             <w:shd w:val="clear" w:color="auto" w:fill="1F2C5C"/>
           </w:tcPr>
           <w:p>
-            <w:pPr>
-              <w:rPr>
-                <w:rFonts w:hint="eastAsia"/>
-              </w:rPr>
-            </w:pPr>
             <w:r>
               <w:rPr>
                 <w:b/>
@@ -3269,11 +2932,6 @@
             <w:shd w:val="clear" w:color="auto" w:fill="1F2C5C"/>
           </w:tcPr>
           <w:p>
-            <w:pPr>
-              <w:rPr>
-                <w:rFonts w:hint="eastAsia"/>
-              </w:rPr>
-            </w:pPr>
             <w:r>
               <w:rPr>
                 <w:b/>
@@ -3299,11 +2957,6 @@
             </w:tcMar>
           </w:tcPr>
           <w:p>
-            <w:pPr>
-              <w:rPr>
-                <w:rFonts w:hint="eastAsia"/>
-              </w:rPr>
-            </w:pPr>
             <w:r>
               <w:rPr>
                 <w:b/>
@@ -3323,11 +2976,6 @@
             </w:tcMar>
           </w:tcPr>
           <w:p>
-            <w:pPr>
-              <w:rPr>
-                <w:rFonts w:hint="eastAsia"/>
-              </w:rPr>
-            </w:pPr>
             <w:r>
               <w:t>Usuario, PerfilVoluntario, Organizacion</w:t>
             </w:r>
@@ -3346,7 +2994,6 @@
           <w:p>
             <w:pPr>
               <w:rPr>
-                <w:rFonts w:hint="eastAsia"/>
                 <w:lang w:val="es-AR"/>
               </w:rPr>
             </w:pPr>
@@ -3374,11 +3021,6 @@
             </w:tcMar>
           </w:tcPr>
           <w:p>
-            <w:pPr>
-              <w:rPr>
-                <w:rFonts w:hint="eastAsia"/>
-              </w:rPr>
-            </w:pPr>
             <w:proofErr w:type="spellStart"/>
             <w:r>
               <w:rPr>
@@ -3414,11 +3056,6 @@
             </w:tcMar>
           </w:tcPr>
           <w:p>
-            <w:pPr>
-              <w:rPr>
-                <w:rFonts w:hint="eastAsia"/>
-              </w:rPr>
-            </w:pPr>
             <w:r>
               <w:t>TipoActividad, VoluntarioInteres, OrganizacionTipoActividad</w:t>
             </w:r>
@@ -3437,7 +3074,6 @@
           <w:p>
             <w:pPr>
               <w:rPr>
-                <w:rFonts w:hint="eastAsia"/>
                 <w:lang w:val="es-AR"/>
               </w:rPr>
             </w:pPr>
@@ -3465,11 +3101,6 @@
             </w:tcMar>
           </w:tcPr>
           <w:p>
-            <w:pPr>
-              <w:rPr>
-                <w:rFonts w:hint="eastAsia"/>
-              </w:rPr>
-            </w:pPr>
             <w:proofErr w:type="spellStart"/>
             <w:r>
               <w:rPr>
@@ -3491,11 +3122,6 @@
             </w:tcMar>
           </w:tcPr>
           <w:p>
-            <w:pPr>
-              <w:rPr>
-                <w:rFonts w:hint="eastAsia"/>
-              </w:rPr>
-            </w:pPr>
             <w:r>
               <w:t>Oportunidad, Inscripcion, Calificacion</w:t>
             </w:r>
@@ -3514,7 +3140,6 @@
           <w:p>
             <w:pPr>
               <w:rPr>
-                <w:rFonts w:hint="eastAsia"/>
                 <w:lang w:val="es-AR"/>
               </w:rPr>
             </w:pPr>
@@ -3522,13 +3147,7 @@
               <w:rPr>
                 <w:lang w:val="es-AR"/>
               </w:rPr>
-              <w:t>Qué actividades se publican, quién se inscribe y cómo se eva</w:t>
-            </w:r>
-            <w:r>
-              <w:rPr>
-                <w:lang w:val="es-AR"/>
-              </w:rPr>
-              <w:t>lúa luego.</w:t>
+              <w:t>Qué actividades se publican, quién se inscribe y cómo se evalúa luego.</w:t>
             </w:r>
           </w:p>
         </w:tc>
@@ -3548,11 +3167,6 @@
             </w:tcMar>
           </w:tcPr>
           <w:p>
-            <w:pPr>
-              <w:rPr>
-                <w:rFonts w:hint="eastAsia"/>
-              </w:rPr>
-            </w:pPr>
             <w:proofErr w:type="spellStart"/>
             <w:r>
               <w:rPr>
@@ -3574,11 +3188,6 @@
             </w:tcMar>
           </w:tcPr>
           <w:p>
-            <w:pPr>
-              <w:rPr>
-                <w:rFonts w:hint="eastAsia"/>
-              </w:rPr>
-            </w:pPr>
             <w:r>
               <w:t>CategoriaDonacion, Donacion, HistorialEstadoDonacion</w:t>
             </w:r>
@@ -3597,7 +3206,6 @@
           <w:p>
             <w:pPr>
               <w:rPr>
-                <w:rFonts w:hint="eastAsia"/>
                 <w:lang w:val="es-AR"/>
               </w:rPr>
             </w:pPr>
@@ -3625,11 +3233,6 @@
             </w:tcMar>
           </w:tcPr>
           <w:p>
-            <w:pPr>
-              <w:rPr>
-                <w:rFonts w:hint="eastAsia"/>
-              </w:rPr>
-            </w:pPr>
             <w:proofErr w:type="spellStart"/>
             <w:r>
               <w:rPr>
@@ -3651,11 +3254,6 @@
             </w:tcMar>
           </w:tcPr>
           <w:p>
-            <w:pPr>
-              <w:rPr>
-                <w:rFonts w:hint="eastAsia"/>
-              </w:rPr>
-            </w:pPr>
             <w:r>
               <w:t>Ubicacion</w:t>
             </w:r>
@@ -3674,7 +3272,6 @@
           <w:p>
             <w:pPr>
               <w:rPr>
-                <w:rFonts w:hint="eastAsia"/>
                 <w:lang w:val="es-AR"/>
               </w:rPr>
             </w:pPr>
@@ -3682,7 +3279,14 @@
               <w:rPr>
                 <w:lang w:val="es-AR"/>
               </w:rPr>
-              <w:t>Direcciones y coordenadas funcionales/aproximadas.</w:t>
+              <w:t xml:space="preserve">Direcciones y coordenadas </w:t>
+            </w:r>
+            <w:r>
+              <w:rPr>
+                <w:lang w:val="es-AR"/>
+              </w:rPr>
+              <w:lastRenderedPageBreak/>
+              <w:t>funcionales/aproximadas.</w:t>
             </w:r>
           </w:p>
         </w:tc>
@@ -3702,11 +3306,6 @@
             </w:tcMar>
           </w:tcPr>
           <w:p>
-            <w:pPr>
-              <w:rPr>
-                <w:rFonts w:hint="eastAsia"/>
-              </w:rPr>
-            </w:pPr>
             <w:proofErr w:type="spellStart"/>
             <w:r>
               <w:rPr>
@@ -3729,11 +3328,6 @@
             </w:tcMar>
           </w:tcPr>
           <w:p>
-            <w:pPr>
-              <w:rPr>
-                <w:rFonts w:hint="eastAsia"/>
-              </w:rPr>
-            </w:pPr>
             <w:r>
               <w:t>Notificacion, TokenDispositivo</w:t>
             </w:r>
@@ -3752,7 +3346,6 @@
           <w:p>
             <w:pPr>
               <w:rPr>
-                <w:rFonts w:hint="eastAsia"/>
                 <w:lang w:val="es-AR"/>
               </w:rPr>
             </w:pPr>
@@ -3760,13 +3353,7 @@
               <w:rPr>
                 <w:lang w:val="es-AR"/>
               </w:rPr>
-              <w:t xml:space="preserve">Qué mensaje </w:t>
-            </w:r>
-            <w:r>
-              <w:rPr>
-                <w:lang w:val="es-AR"/>
-              </w:rPr>
-              <w:t xml:space="preserve">recibe el usuario y a qué dispositivo se puede enviar </w:t>
+              <w:t xml:space="preserve">Qué mensaje recibe el usuario y a qué dispositivo se puede enviar </w:t>
             </w:r>
             <w:proofErr w:type="spellStart"/>
             <w:r>
@@ -3785,6 +3372,93 @@
           </w:p>
         </w:tc>
       </w:tr>
+      <w:tr>
+        <w:trPr>
+          <w:jc w:val="center"/>
+        </w:trPr>
+        <w:tc>
+          <w:tcPr>
+            <w:tcW w:w="3408" w:type="dxa"/>
+            <w:tcMar>
+              <w:top w:w="80" w:type="dxa"/>
+              <w:left w:w="80" w:type="dxa"/>
+              <w:bottom w:w="80" w:type="dxa"/>
+              <w:right w:w="80" w:type="dxa"/>
+            </w:tcMar>
+          </w:tcPr>
+          <w:p>
+            <w:pPr>
+              <w:rPr>
+                <w:b/>
+              </w:rPr>
+            </w:pPr>
+            <w:proofErr w:type="spellStart"/>
+            <w:r>
+              <w:rPr>
+                <w:b/>
+              </w:rPr>
+              <w:t>Seguridad</w:t>
+            </w:r>
+            <w:proofErr w:type="spellEnd"/>
+            <w:r>
+              <w:rPr>
+                <w:b/>
+              </w:rPr>
+              <w:t xml:space="preserve"> de </w:t>
+            </w:r>
+            <w:proofErr w:type="spellStart"/>
+            <w:r>
+              <w:rPr>
+                <w:b/>
+              </w:rPr>
+              <w:t>acceso</w:t>
+            </w:r>
+            <w:proofErr w:type="spellEnd"/>
+          </w:p>
+        </w:tc>
+        <w:tc>
+          <w:tcPr>
+            <w:tcW w:w="3408" w:type="dxa"/>
+            <w:tcMar>
+              <w:top w:w="80" w:type="dxa"/>
+              <w:left w:w="80" w:type="dxa"/>
+              <w:bottom w:w="80" w:type="dxa"/>
+              <w:right w:w="80" w:type="dxa"/>
+            </w:tcMar>
+          </w:tcPr>
+          <w:p>
+            <w:proofErr w:type="spellStart"/>
+            <w:r>
+              <w:t>TokenRecuperacionContrasena</w:t>
+            </w:r>
+            <w:proofErr w:type="spellEnd"/>
+          </w:p>
+        </w:tc>
+        <w:tc>
+          <w:tcPr>
+            <w:tcW w:w="3408" w:type="dxa"/>
+            <w:tcMar>
+              <w:top w:w="80" w:type="dxa"/>
+              <w:left w:w="80" w:type="dxa"/>
+              <w:bottom w:w="80" w:type="dxa"/>
+              <w:right w:w="80" w:type="dxa"/>
+            </w:tcMar>
+          </w:tcPr>
+          <w:p>
+            <w:pPr>
+              <w:rPr>
+                <w:lang w:val="es-AR"/>
+              </w:rPr>
+            </w:pPr>
+            <w:r>
+              <w:rPr>
+                <w:lang w:val="es-AR"/>
+              </w:rPr>
+              <w:t>Conserva el hash, vencimiento y consumo de los enlaces temporales de recuperación.</w:t>
+            </w:r>
+          </w:p>
+        </w:tc>
+      </w:tr>
     </w:tbl>
     <w:p>
       <w:pPr>
@@ -3809,7 +3483,6 @@
     <w:p>
       <w:pPr>
         <w:rPr>
-          <w:rFonts w:hint="eastAsia"/>
           <w:lang w:val="es-AR"/>
         </w:rPr>
       </w:pPr>
@@ -3854,21 +3527,14 @@
         <w:pStyle w:val="Listaconvietas"/>
         <w:spacing w:after="60"/>
         <w:rPr>
-          <w:rFonts w:hint="eastAsia"/>
-          <w:lang w:val="es-AR"/>
-        </w:rPr>
-      </w:pPr>
-      <w:r>
-        <w:rPr>
-          <w:lang w:val="es-AR"/>
-        </w:rPr>
-        <w:t>Un voluntario pue</w:t>
-      </w:r>
-      <w:r>
-        <w:rPr>
-          <w:lang w:val="es-AR"/>
-        </w:rPr>
-        <w:t>de tener muchos intereses.</w:t>
+          <w:lang w:val="es-AR"/>
+        </w:rPr>
+      </w:pPr>
+      <w:r>
+        <w:rPr>
+          <w:lang w:val="es-AR"/>
+        </w:rPr>
+        <w:t>Un voluntario puede tener muchos intereses.</w:t>
       </w:r>
     </w:p>
     <w:p>
@@ -3876,7 +3542,6 @@
         <w:pStyle w:val="Listaconvietas"/>
         <w:spacing w:after="60"/>
         <w:rPr>
-          <w:rFonts w:hint="eastAsia"/>
           <w:lang w:val="es-AR"/>
         </w:rPr>
       </w:pPr>
@@ -3892,7 +3557,6 @@
         <w:pStyle w:val="Listaconvietas"/>
         <w:spacing w:after="60"/>
         <w:rPr>
-          <w:rFonts w:hint="eastAsia"/>
           <w:lang w:val="es-AR"/>
         </w:rPr>
       </w:pPr>
@@ -3915,21 +3579,8 @@
       <w:pPr>
         <w:pStyle w:val="Ttulo3"/>
       </w:pPr>
-      <w:proofErr w:type="spellStart"/>
-      <w:r>
-        <w:t>Caso</w:t>
-      </w:r>
-      <w:proofErr w:type="spellEnd"/>
-      <w:r>
-        <w:t xml:space="preserve"> B: </w:t>
-      </w:r>
-      <w:proofErr w:type="spellStart"/>
-      <w:r>
-        <w:t>Organización</w:t>
-      </w:r>
-      <w:proofErr w:type="spellEnd"/>
-      <w:r>
-        <w:t xml:space="preserve"> - TipoActividad</w:t>
+      <w:r>
+        <w:t>Caso B: Organización - TipoActividad</w:t>
       </w:r>
     </w:p>
     <w:p>
@@ -3937,7 +3588,6 @@
         <w:pStyle w:val="Listaconvietas"/>
         <w:spacing w:after="60"/>
         <w:rPr>
-          <w:rFonts w:hint="eastAsia"/>
           <w:lang w:val="es-AR"/>
         </w:rPr>
       </w:pPr>
@@ -3953,21 +3603,14 @@
         <w:pStyle w:val="Listaconvietas"/>
         <w:spacing w:after="60"/>
         <w:rPr>
-          <w:rFonts w:hint="eastAsia"/>
-          <w:lang w:val="es-AR"/>
-        </w:rPr>
-      </w:pPr>
-      <w:r>
-        <w:rPr>
-          <w:lang w:val="es-AR"/>
-        </w:rPr>
-        <w:t>Una misma área</w:t>
-      </w:r>
-      <w:r>
-        <w:rPr>
-          <w:lang w:val="es-AR"/>
-        </w:rPr>
-        <w:t xml:space="preserve"> puede corresponder a muchas organizaciones.</w:t>
+          <w:lang w:val="es-AR"/>
+        </w:rPr>
+      </w:pPr>
+      <w:r>
+        <w:rPr>
+          <w:lang w:val="es-AR"/>
+        </w:rPr>
+        <w:t>Una misma área puede corresponder a muchas organizaciones.</w:t>
       </w:r>
     </w:p>
     <w:p>
@@ -3975,7 +3618,6 @@
         <w:pStyle w:val="Listaconvietas"/>
         <w:spacing w:after="60"/>
         <w:rPr>
-          <w:rFonts w:hint="eastAsia"/>
           <w:lang w:val="es-AR"/>
         </w:rPr>
       </w:pPr>
@@ -3998,13 +3640,8 @@
       <w:pPr>
         <w:pStyle w:val="Ttulo3"/>
       </w:pPr>
-      <w:proofErr w:type="spellStart"/>
-      <w:r>
-        <w:t>Caso</w:t>
-      </w:r>
-      <w:proofErr w:type="spellEnd"/>
-      <w:r>
-        <w:t xml:space="preserve"> C: </w:t>
+      <w:r>
+        <w:t xml:space="preserve">Caso C: </w:t>
       </w:r>
       <w:proofErr w:type="spellStart"/>
       <w:r>
@@ -4020,7 +3657,6 @@
         <w:pStyle w:val="Listaconvietas"/>
         <w:spacing w:after="60"/>
         <w:rPr>
-          <w:rFonts w:hint="eastAsia"/>
           <w:lang w:val="es-AR"/>
         </w:rPr>
       </w:pPr>
@@ -4042,13 +3678,7 @@
         <w:rPr>
           <w:lang w:val="es-AR"/>
         </w:rPr>
-        <w:t>, pero además guarda información útil: estado, fecha de inscripción,</w:t>
-      </w:r>
-      <w:r>
-        <w:rPr>
-          <w:lang w:val="es-AR"/>
-        </w:rPr>
-        <w:t xml:space="preserve"> fecha de respuesta, etc.</w:t>
+        <w:t>, pero además guarda información útil: estado, fecha de inscripción, fecha de respuesta, etc.</w:t>
       </w:r>
     </w:p>
     <w:p>
@@ -4080,11 +3710,6 @@
       </w:r>
     </w:p>
     <w:p>
-      <w:pPr>
-        <w:rPr>
-          <w:rFonts w:hint="eastAsia"/>
-        </w:rPr>
-      </w:pPr>
       <w:r>
         <w:rPr>
           <w:lang w:val="es-AR"/>
@@ -4143,7 +3768,6 @@
         <w:pStyle w:val="Listaconvietas"/>
         <w:spacing w:after="60"/>
         <w:rPr>
-          <w:rFonts w:hint="eastAsia"/>
           <w:lang w:val="es-AR"/>
         </w:rPr>
       </w:pPr>
@@ -4159,13 +3783,7 @@
         <w:rPr>
           <w:lang w:val="es-AR"/>
         </w:rPr>
-        <w:t xml:space="preserve"> </w:t>
-      </w:r>
-      <w:r>
-        <w:rPr>
-          <w:lang w:val="es-AR"/>
-        </w:rPr>
-        <w:t>puede tener una ubicación aproximada.</w:t>
+        <w:t xml:space="preserve"> puede tener una ubicación aproximada.</w:t>
       </w:r>
     </w:p>
     <w:p>
@@ -4173,7 +3791,6 @@
         <w:pStyle w:val="Listaconvietas"/>
         <w:spacing w:after="60"/>
         <w:rPr>
-          <w:rFonts w:hint="eastAsia"/>
           <w:lang w:val="es-AR"/>
         </w:rPr>
       </w:pPr>
@@ -4197,7 +3814,6 @@
         <w:pStyle w:val="Listaconvietas"/>
         <w:spacing w:after="60"/>
         <w:rPr>
-          <w:rFonts w:hint="eastAsia"/>
           <w:lang w:val="es-AR"/>
         </w:rPr>
       </w:pPr>
@@ -4236,15 +3852,14 @@
         <w:pStyle w:val="Listaconvietas"/>
         <w:spacing w:after="60"/>
         <w:rPr>
+          <w:lang w:val="es-AR"/>
+        </w:rPr>
+      </w:pPr>
+      <w:r>
+        <w:rPr>
           <w:rFonts w:hint="eastAsia"/>
           <w:lang w:val="es-AR"/>
         </w:rPr>
-      </w:pPr>
-      <w:r>
-        <w:rPr>
-          <w:rFonts w:hint="eastAsia"/>
-          <w:lang w:val="es-AR"/>
-        </w:rPr>
         <w:t>U</w:t>
       </w:r>
       <w:r>
@@ -4293,21 +3908,14 @@
     <w:p>
       <w:pPr>
         <w:rPr>
-          <w:rFonts w:hint="eastAsia"/>
-          <w:lang w:val="es-AR"/>
-        </w:rPr>
-      </w:pPr>
-      <w:r>
-        <w:rPr>
-          <w:lang w:val="es-AR"/>
-        </w:rPr>
-        <w:t>Son listas controladas, como menús de opciones. Por eso sus claves se modelan como SMALLINT y no necesitan UUID</w:t>
-      </w:r>
-      <w:r>
-        <w:rPr>
-          <w:lang w:val="es-AR"/>
-        </w:rPr>
-        <w:t>.</w:t>
+          <w:lang w:val="es-AR"/>
+        </w:rPr>
+      </w:pPr>
+      <w:r>
+        <w:rPr>
+          <w:lang w:val="es-AR"/>
+        </w:rPr>
+        <w:t>Son listas controladas, como menús de opciones. Por eso sus claves se modelan como SMALLINT y no necesitan UUID.</w:t>
       </w:r>
     </w:p>
     <w:p>
@@ -4315,7 +3923,6 @@
         <w:pStyle w:val="Listaconvietas"/>
         <w:spacing w:after="60"/>
         <w:rPr>
-          <w:rFonts w:hint="eastAsia"/>
           <w:lang w:val="es-AR"/>
         </w:rPr>
       </w:pPr>
@@ -4339,7 +3946,6 @@
         <w:pStyle w:val="Listaconvietas"/>
         <w:spacing w:after="60"/>
         <w:rPr>
-          <w:rFonts w:hint="eastAsia"/>
           <w:lang w:val="es-AR"/>
         </w:rPr>
       </w:pPr>
@@ -4375,7 +3981,6 @@
     <w:p>
       <w:pPr>
         <w:rPr>
-          <w:rFonts w:hint="eastAsia"/>
           <w:lang w:val="es-AR"/>
         </w:rPr>
       </w:pPr>
@@ -4391,7 +3996,6 @@
         <w:pStyle w:val="Listaconvietas"/>
         <w:spacing w:after="60"/>
         <w:rPr>
-          <w:rFonts w:hint="eastAsia"/>
           <w:lang w:val="es-AR"/>
         </w:rPr>
       </w:pPr>
@@ -4407,13 +4011,7 @@
         <w:rPr>
           <w:lang w:val="es-AR"/>
         </w:rPr>
-        <w:t xml:space="preserve"> tiene una unicidad compuesta para evitar</w:t>
-      </w:r>
-      <w:r>
-        <w:rPr>
-          <w:lang w:val="es-AR"/>
-        </w:rPr>
-        <w:t xml:space="preserve"> duplicados.</w:t>
+        <w:t xml:space="preserve"> tiene una unicidad compuesta para evitar duplicados.</w:t>
       </w:r>
     </w:p>
     <w:p>
@@ -4421,7 +4019,6 @@
         <w:pStyle w:val="Listaconvietas"/>
         <w:spacing w:after="60"/>
         <w:rPr>
-          <w:rFonts w:hint="eastAsia"/>
           <w:lang w:val="es-AR"/>
         </w:rPr>
       </w:pPr>
@@ -4445,19 +4042,56 @@
         <w:pStyle w:val="Listaconvietas"/>
         <w:spacing w:after="60"/>
         <w:rPr>
-          <w:rFonts w:hint="eastAsia"/>
-          <w:lang w:val="es-AR"/>
-        </w:rPr>
-      </w:pPr>
-      <w:r>
-        <w:rPr>
-          <w:lang w:val="es-AR"/>
-        </w:rPr>
+          <w:lang w:val="es-AR"/>
+        </w:rPr>
+      </w:pPr>
+      <w:r>
+        <w:rPr>
+          <w:lang w:val="es-AR"/>
+        </w:rPr>
+        <w:lastRenderedPageBreak/>
         <w:t>Recomendaciones, estadísticas y cupo disponible se calculan y no se guardan como tablas resumen en el MVP.</w:t>
       </w:r>
     </w:p>
     <w:p>
       <w:pPr>
+        <w:pStyle w:val="Listaconvietas"/>
+        <w:spacing w:after="60"/>
+        <w:rPr>
+          <w:lang w:val="es-AR"/>
+        </w:rPr>
+      </w:pPr>
+      <w:proofErr w:type="spellStart"/>
+      <w:r>
+        <w:rPr>
+          <w:lang w:val="es-AR"/>
+        </w:rPr>
+        <w:t>TokenRecuperacionContrasena</w:t>
+      </w:r>
+      <w:proofErr w:type="spellEnd"/>
+      <w:r>
+        <w:rPr>
+          <w:lang w:val="es-AR"/>
+        </w:rPr>
+        <w:t xml:space="preserve"> aplica unicidad sobre </w:t>
+      </w:r>
+      <w:proofErr w:type="spellStart"/>
+      <w:r>
+        <w:rPr>
+          <w:lang w:val="es-AR"/>
+        </w:rPr>
+        <w:t>token_hash</w:t>
+      </w:r>
+      <w:proofErr w:type="spellEnd"/>
+      <w:r>
+        <w:rPr>
+          <w:lang w:val="es-AR"/>
+        </w:rPr>
+        <w:t xml:space="preserve"> y nunca conserva el token original.</w:t>
+      </w:r>
+    </w:p>
+    <w:p>
+      <w:pPr>
         <w:pStyle w:val="Ttulo1"/>
         <w:rPr>
           <w:lang w:val="es-AR"/>
@@ -4467,7 +4101,6 @@
         <w:rPr>
           <w:lang w:val="es-AR"/>
         </w:rPr>
-        <w:lastRenderedPageBreak/>
         <w:t>5. Diagrama 3 - DER de voluntariado y oportunidades</w:t>
       </w:r>
     </w:p>
@@ -4475,16 +4108,13 @@
       <w:pPr>
         <w:keepNext/>
         <w:jc w:val="center"/>
-        <w:rPr>
-          <w:rFonts w:hint="eastAsia"/>
-        </w:rPr>
       </w:pPr>
       <w:r>
         <w:rPr>
           <w:noProof/>
         </w:rPr>
         <w:drawing>
-          <wp:inline distT="0" distB="0" distL="0" distR="0">
+          <wp:inline distT="0" distB="0" distL="0" distR="0" wp14:anchorId="2C83B27B" wp14:editId="5362E9C1">
             <wp:extent cx="6080760" cy="4001659"/>
             <wp:effectExtent l="0" t="0" r="0" b="0"/>
             <wp:docPr id="3" name="Picture 3"/>
@@ -4539,16 +4169,7 @@
           <w:sz w:val="18"/>
           <w:lang w:val="es-AR"/>
         </w:rPr>
-        <w:t>D</w:t>
-      </w:r>
-      <w:r>
-        <w:rPr>
-          <w:i/>
-          <w:color w:val="5A5A5A"/>
-          <w:sz w:val="18"/>
-          <w:lang w:val="es-AR"/>
-        </w:rPr>
-        <w:t>iagrama 3. Zoom sobre voluntariado, oportunidades e inscripciones.</w:t>
+        <w:t>Diagrama 3. Zoom sobre voluntariado, oportunidades e inscripciones.</w:t>
       </w:r>
     </w:p>
     <w:p>
@@ -4605,13 +4226,7 @@
         <w:rPr>
           <w:lang w:val="es-AR"/>
         </w:rPr>
-        <w:t>5</w:t>
-      </w:r>
-      <w:r>
-        <w:rPr>
-          <w:lang w:val="es-AR"/>
-        </w:rPr>
-        <w:t>.1. Camino 1: una persona se registra como voluntario</w:t>
+        <w:t>5.1. Camino 1: una persona se registra como voluntario</w:t>
       </w:r>
     </w:p>
     <w:p>
@@ -4619,7 +4234,6 @@
         <w:spacing w:after="40"/>
         <w:ind w:left="173" w:hanging="173"/>
         <w:rPr>
-          <w:rFonts w:hint="eastAsia"/>
           <w:lang w:val="es-AR"/>
         </w:rPr>
       </w:pPr>
@@ -4634,13 +4248,7 @@
         <w:rPr>
           <w:lang w:val="es-AR"/>
         </w:rPr>
-        <w:t xml:space="preserve">Se crea Usuario con </w:t>
-      </w:r>
-      <w:r>
-        <w:rPr>
-          <w:lang w:val="es-AR"/>
-        </w:rPr>
-        <w:t xml:space="preserve">email, </w:t>
+        <w:t xml:space="preserve">Se crea Usuario con email, </w:t>
       </w:r>
       <w:proofErr w:type="spellStart"/>
       <w:r>
@@ -4662,7 +4270,6 @@
         <w:spacing w:after="40"/>
         <w:ind w:left="173" w:hanging="173"/>
         <w:rPr>
-          <w:rFonts w:hint="eastAsia"/>
           <w:lang w:val="es-AR"/>
         </w:rPr>
       </w:pPr>
@@ -4699,7 +4306,6 @@
         <w:spacing w:after="40"/>
         <w:ind w:left="173" w:hanging="173"/>
         <w:rPr>
-          <w:rFonts w:hint="eastAsia"/>
           <w:lang w:val="es-AR"/>
         </w:rPr>
       </w:pPr>
@@ -4736,7 +4342,6 @@
         <w:spacing w:after="40"/>
         <w:ind w:left="173" w:hanging="173"/>
         <w:rPr>
-          <w:rFonts w:hint="eastAsia"/>
           <w:lang w:val="es-AR"/>
         </w:rPr>
       </w:pPr>
@@ -4787,7 +4392,6 @@
         <w:spacing w:after="40"/>
         <w:ind w:left="173" w:hanging="173"/>
         <w:rPr>
-          <w:rFonts w:hint="eastAsia"/>
           <w:lang w:val="es-AR"/>
         </w:rPr>
       </w:pPr>
@@ -4796,14 +4400,7 @@
           <w:b/>
           <w:lang w:val="es-AR"/>
         </w:rPr>
-        <w:t>1</w:t>
-      </w:r>
-      <w:r>
-        <w:rPr>
-          <w:b/>
-          <w:lang w:val="es-AR"/>
-        </w:rPr>
-        <w:t xml:space="preserve">. </w:t>
+        <w:t xml:space="preserve">1. </w:t>
       </w:r>
       <w:r>
         <w:rPr>
@@ -4817,7 +4414,6 @@
         <w:spacing w:after="40"/>
         <w:ind w:left="173" w:hanging="173"/>
         <w:rPr>
-          <w:rFonts w:hint="eastAsia"/>
           <w:lang w:val="es-AR"/>
         </w:rPr>
       </w:pPr>
@@ -4854,7 +4450,6 @@
         <w:spacing w:after="40"/>
         <w:ind w:left="173" w:hanging="173"/>
         <w:rPr>
-          <w:rFonts w:hint="eastAsia"/>
           <w:lang w:val="es-AR"/>
         </w:rPr>
       </w:pPr>
@@ -4905,7 +4500,6 @@
         <w:spacing w:after="40"/>
         <w:ind w:left="173" w:hanging="173"/>
         <w:rPr>
-          <w:rFonts w:hint="eastAsia"/>
           <w:lang w:val="es-AR"/>
         </w:rPr>
       </w:pPr>
@@ -4934,19 +4528,12 @@
         <w:rPr>
           <w:lang w:val="es-AR"/>
         </w:rPr>
-        <w:t>5.3. Cami</w:t>
-      </w:r>
-      <w:r>
-        <w:rPr>
-          <w:lang w:val="es-AR"/>
-        </w:rPr>
-        <w:t>no 3: el voluntario encuentra una oportunidad</w:t>
-      </w:r>
-    </w:p>
-    <w:p>
-      <w:pPr>
-        <w:rPr>
-          <w:rFonts w:hint="eastAsia"/>
+        <w:t>5.3. Camino 3: el voluntario encuentra una oportunidad</w:t>
+      </w:r>
+    </w:p>
+    <w:p>
+      <w:pPr>
+        <w:rPr>
           <w:lang w:val="es-AR"/>
         </w:rPr>
       </w:pPr>
@@ -4982,6 +4569,7 @@
         <w:rPr>
           <w:lang w:val="es-AR"/>
         </w:rPr>
+        <w:lastRenderedPageBreak/>
         <w:t>5.4. Camino 4: el voluntario se inscribe</w:t>
       </w:r>
     </w:p>
@@ -4990,7 +4578,6 @@
         <w:spacing w:after="40"/>
         <w:ind w:left="173" w:hanging="173"/>
         <w:rPr>
-          <w:rFonts w:hint="eastAsia"/>
           <w:lang w:val="es-AR"/>
         </w:rPr>
       </w:pPr>
@@ -5021,7 +4608,6 @@
         <w:spacing w:after="40"/>
         <w:ind w:left="173" w:hanging="173"/>
         <w:rPr>
-          <w:rFonts w:hint="eastAsia"/>
           <w:lang w:val="es-AR"/>
         </w:rPr>
       </w:pPr>
@@ -5086,7 +4672,6 @@
         <w:spacing w:after="40"/>
         <w:ind w:left="173" w:hanging="173"/>
         <w:rPr>
-          <w:rFonts w:hint="eastAsia"/>
           <w:lang w:val="es-AR"/>
         </w:rPr>
       </w:pPr>
@@ -5145,7 +4730,6 @@
         <w:spacing w:after="40"/>
         <w:ind w:left="173" w:hanging="173"/>
         <w:rPr>
-          <w:rFonts w:hint="eastAsia"/>
           <w:lang w:val="es-AR"/>
         </w:rPr>
       </w:pPr>
@@ -5154,20 +4738,13 @@
           <w:b/>
           <w:lang w:val="es-AR"/>
         </w:rPr>
-        <w:lastRenderedPageBreak/>
         <w:t xml:space="preserve">4. </w:t>
       </w:r>
       <w:r>
         <w:rPr>
           <w:lang w:val="es-AR"/>
         </w:rPr>
-        <w:t>Si la organización acepta la inscripción, se verifica</w:t>
-      </w:r>
-      <w:r>
-        <w:rPr>
-          <w:lang w:val="es-AR"/>
-        </w:rPr>
-        <w:t xml:space="preserve"> el cupo dentro de una transacción.</w:t>
+        <w:t>Si la organización acepta la inscripción, se verifica el cupo dentro de una transacción.</w:t>
       </w:r>
     </w:p>
     <w:p>
@@ -5193,7 +4770,6 @@
     <w:p>
       <w:pPr>
         <w:rPr>
-          <w:rFonts w:hint="eastAsia"/>
           <w:lang w:val="es-AR"/>
         </w:rPr>
       </w:pPr>
@@ -5213,13 +4789,7 @@
         <w:rPr>
           <w:lang w:val="es-AR"/>
         </w:rPr>
-        <w:t xml:space="preserve"> llega a </w:t>
-      </w:r>
-      <w:r>
-        <w:rPr>
-          <w:lang w:val="es-AR"/>
-        </w:rPr>
-        <w:t xml:space="preserve">COMPLETADA, se habilita </w:t>
+        <w:t xml:space="preserve"> llega a COMPLETADA, se habilita </w:t>
       </w:r>
       <w:r>
         <w:rPr>
@@ -5238,6 +4808,54 @@
           <w:lang w:val="es-AR"/>
         </w:rPr>
         <w:t xml:space="preserve"> que las dos partes se evalúen.</w:t>
+      </w:r>
+      <w:r>
+        <w:rPr>
+          <w:lang w:val="es-AR"/>
+        </w:rPr>
+        <w:t xml:space="preserve"> </w:t>
+      </w:r>
+      <w:proofErr w:type="spellStart"/>
+      <w:r>
+        <w:rPr>
+          <w:lang w:val="es-AR"/>
+        </w:rPr>
+        <w:t>autor_rol</w:t>
+      </w:r>
+      <w:proofErr w:type="spellEnd"/>
+      <w:r>
+        <w:rPr>
+          <w:lang w:val="es-AR"/>
+        </w:rPr>
+        <w:t xml:space="preserve"> permite distinguir qué parte realizó la calificación. No se almacenan </w:t>
+      </w:r>
+      <w:proofErr w:type="spellStart"/>
+      <w:r>
+        <w:rPr>
+          <w:lang w:val="es-AR"/>
+        </w:rPr>
+        <w:t>id_autor</w:t>
+      </w:r>
+      <w:proofErr w:type="spellEnd"/>
+      <w:r>
+        <w:rPr>
+          <w:lang w:val="es-AR"/>
+        </w:rPr>
+        <w:t xml:space="preserve"> ni </w:t>
+      </w:r>
+      <w:proofErr w:type="spellStart"/>
+      <w:r>
+        <w:rPr>
+          <w:lang w:val="es-AR"/>
+        </w:rPr>
+        <w:t>id_destinatario</w:t>
+      </w:r>
+      <w:proofErr w:type="spellEnd"/>
+      <w:r>
+        <w:rPr>
+          <w:lang w:val="es-AR"/>
+        </w:rPr>
+        <w:t>, porque esos usuarios se deducen desde la inscripción y la oportunidad.</w:t>
       </w:r>
     </w:p>
     <w:p>
@@ -5245,7 +4863,6 @@
         <w:pStyle w:val="Listaconvietas"/>
         <w:spacing w:after="60"/>
         <w:rPr>
-          <w:rFonts w:hint="eastAsia"/>
           <w:lang w:val="es-AR"/>
         </w:rPr>
       </w:pPr>
@@ -5260,17 +4877,9 @@
       <w:pPr>
         <w:pStyle w:val="Listaconvietas"/>
         <w:spacing w:after="60"/>
-        <w:rPr>
-          <w:rFonts w:hint="eastAsia"/>
-        </w:rPr>
-      </w:pPr>
-      <w:proofErr w:type="spellStart"/>
-      <w:r>
-        <w:t>Organización</w:t>
-      </w:r>
-      <w:proofErr w:type="spellEnd"/>
-      <w:r>
-        <w:t xml:space="preserve"> → </w:t>
+      </w:pPr>
+      <w:r>
+        <w:t xml:space="preserve">Organización → </w:t>
       </w:r>
       <w:proofErr w:type="spellStart"/>
       <w:r>
@@ -5294,21 +4903,14 @@
         <w:pStyle w:val="Listaconvietas"/>
         <w:spacing w:after="60"/>
         <w:rPr>
-          <w:rFonts w:hint="eastAsia"/>
-          <w:lang w:val="es-AR"/>
-        </w:rPr>
-      </w:pPr>
-      <w:r>
-        <w:rPr>
-          <w:lang w:val="es-AR"/>
-        </w:rPr>
-        <w:t>Cada calificación sigue vinculada a la misma inscrip</w:t>
-      </w:r>
-      <w:r>
-        <w:rPr>
-          <w:lang w:val="es-AR"/>
-        </w:rPr>
-        <w:t>ción para conservar trazabilidad.</w:t>
+          <w:lang w:val="es-AR"/>
+        </w:rPr>
+      </w:pPr>
+      <w:r>
+        <w:rPr>
+          <w:lang w:val="es-AR"/>
+        </w:rPr>
+        <w:t>Cada calificación sigue vinculada a la misma inscripción para conservar trazabilidad.</w:t>
       </w:r>
     </w:p>
     <w:p>
@@ -5334,7 +4936,6 @@
     <w:p>
       <w:pPr>
         <w:rPr>
-          <w:rFonts w:hint="eastAsia"/>
           <w:lang w:val="es-AR"/>
         </w:rPr>
       </w:pPr>
@@ -5363,13 +4964,7 @@
         <w:rPr>
           <w:lang w:val="es-AR"/>
         </w:rPr>
-        <w:t>. Marca “Ambiente” como interés. La organización “Manos Verdes” tiene el área Ambiente</w:t>
-      </w:r>
-      <w:r>
-        <w:rPr>
-          <w:lang w:val="es-AR"/>
-        </w:rPr>
-        <w:t xml:space="preserve"> y publica una oportunidad de limpieza de plaza. Ana se inscribe: se crea </w:t>
+        <w:t xml:space="preserve">. Marca “Ambiente” como interés. La organización “Manos Verdes” tiene el área Ambiente y publica una oportunidad de limpieza de plaza. Ana se inscribe: se crea </w:t>
       </w:r>
       <w:proofErr w:type="spellStart"/>
       <w:r>
@@ -5397,29 +4992,39 @@
         <w:rPr>
           <w:lang w:val="es-AR"/>
         </w:rPr>
-        <w:t>6. Diag</w:t>
-      </w:r>
-      <w:r>
-        <w:rPr>
-          <w:lang w:val="es-AR"/>
-        </w:rPr>
-        <w:t>rama 4 - DER de donaciones y comunicaciones</w:t>
+        <w:lastRenderedPageBreak/>
+        <w:t>6. Diagrama 4 - DER de donaciones</w:t>
+      </w:r>
+      <w:r>
+        <w:rPr>
+          <w:lang w:val="es-AR"/>
+        </w:rPr>
+        <w:t>,</w:t>
+      </w:r>
+      <w:r>
+        <w:rPr>
+          <w:lang w:val="es-AR"/>
+        </w:rPr>
+        <w:t xml:space="preserve"> comunicaciones</w:t>
+      </w:r>
+      <w:r>
+        <w:rPr>
+          <w:lang w:val="es-AR"/>
+        </w:rPr>
+        <w:t xml:space="preserve"> y recuperación de accesos</w:t>
       </w:r>
     </w:p>
     <w:p>
       <w:pPr>
         <w:keepNext/>
         <w:jc w:val="center"/>
-        <w:rPr>
-          <w:rFonts w:hint="eastAsia"/>
-        </w:rPr>
       </w:pPr>
       <w:r>
         <w:rPr>
           <w:noProof/>
         </w:rPr>
         <w:drawing>
-          <wp:inline distT="0" distB="0" distL="0" distR="0">
+          <wp:inline distT="0" distB="0" distL="0" distR="0" wp14:anchorId="14AE7F7C" wp14:editId="055D80E2">
             <wp:extent cx="6080760" cy="3875852"/>
             <wp:effectExtent l="0" t="0" r="0" b="0"/>
             <wp:docPr id="4" name="Picture 4"/>
@@ -5523,19 +5128,12 @@
         <w:rPr>
           <w:lang w:val="es-AR"/>
         </w:rPr>
-        <w:t>: el objeto principal</w:t>
-      </w:r>
-      <w:r>
-        <w:rPr>
-          <w:lang w:val="es-AR"/>
-        </w:rPr>
-        <w:t xml:space="preserve"> de esta vista</w:t>
-      </w:r>
-    </w:p>
-    <w:p>
-      <w:pPr>
-        <w:rPr>
-          <w:rFonts w:hint="eastAsia"/>
+        <w:t>: el objeto principal de esta vista</w:t>
+      </w:r>
+    </w:p>
+    <w:p>
+      <w:pPr>
+        <w:rPr>
           <w:lang w:val="es-AR"/>
         </w:rPr>
       </w:pPr>
@@ -5559,7 +5157,6 @@
         <w:pStyle w:val="Listaconvietas"/>
         <w:spacing w:after="60"/>
         <w:rPr>
-          <w:rFonts w:hint="eastAsia"/>
           <w:lang w:val="es-AR"/>
         </w:rPr>
       </w:pPr>
@@ -5583,7 +5180,6 @@
         <w:pStyle w:val="Listaconvietas"/>
         <w:spacing w:after="60"/>
         <w:rPr>
-          <w:rFonts w:hint="eastAsia"/>
           <w:lang w:val="es-AR"/>
         </w:rPr>
       </w:pPr>
@@ -5599,13 +5195,7 @@
         <w:rPr>
           <w:lang w:val="es-AR"/>
         </w:rPr>
-        <w:t xml:space="preserve"> identific</w:t>
-      </w:r>
-      <w:r>
-        <w:rPr>
-          <w:lang w:val="es-AR"/>
-        </w:rPr>
-        <w:t>a a la organización destinataria.</w:t>
+        <w:t xml:space="preserve"> identifica a la organización destinataria.</w:t>
       </w:r>
     </w:p>
     <w:p>
@@ -5613,7 +5203,6 @@
         <w:pStyle w:val="Listaconvietas"/>
         <w:spacing w:after="60"/>
         <w:rPr>
-          <w:rFonts w:hint="eastAsia"/>
           <w:lang w:val="es-AR"/>
         </w:rPr>
       </w:pPr>
@@ -5637,7 +5226,6 @@
         <w:pStyle w:val="Listaconvietas"/>
         <w:spacing w:after="60"/>
         <w:rPr>
-          <w:rFonts w:hint="eastAsia"/>
           <w:lang w:val="es-AR"/>
         </w:rPr>
       </w:pPr>
@@ -5661,7 +5249,6 @@
         <w:pStyle w:val="Listaconvietas"/>
         <w:spacing w:after="60"/>
         <w:rPr>
-          <w:rFonts w:hint="eastAsia"/>
           <w:lang w:val="es-AR"/>
         </w:rPr>
       </w:pPr>
@@ -5677,21 +5264,48 @@
         <w:rPr>
           <w:lang w:val="es-AR"/>
         </w:rPr>
-        <w:t xml:space="preserve"> referencia una imagen sin guardar el archivo binario dentro de </w:t>
+        <w:t xml:space="preserve"> referencia una imagen sin guardar el archivo binario dentro de PostgreSQL.</w:t>
+      </w:r>
+    </w:p>
+    <w:p>
+      <w:pPr>
+        <w:pStyle w:val="Ttulo2"/>
+        <w:rPr>
+          <w:lang w:val="es-AR"/>
+        </w:rPr>
+      </w:pPr>
+      <w:r>
+        <w:rPr>
+          <w:lang w:val="es-AR"/>
+        </w:rPr>
+        <w:t xml:space="preserve">6.2. </w:t>
       </w:r>
       <w:proofErr w:type="spellStart"/>
       <w:r>
         <w:rPr>
           <w:lang w:val="es-AR"/>
         </w:rPr>
-        <w:t>PostgreSQL</w:t>
+        <w:t>CategoriaDonacion</w:t>
       </w:r>
       <w:proofErr w:type="spellEnd"/>
       <w:r>
         <w:rPr>
           <w:lang w:val="es-AR"/>
         </w:rPr>
-        <w:t>.</w:t>
+        <w:t>: el menú de categorías</w:t>
+      </w:r>
+    </w:p>
+    <w:p>
+      <w:pPr>
+        <w:rPr>
+          <w:lang w:val="es-AR"/>
+        </w:rPr>
+      </w:pPr>
+      <w:r>
+        <w:rPr>
+          <w:lang w:val="es-AR"/>
+        </w:rPr>
+        <w:t>Funciona como una lista ordenada de categorías. Una categoría puede clasificar muchas donaciones y cada donación pertenece a una categoría.</w:t>
       </w:r>
     </w:p>
     <w:p>
@@ -5705,120 +5319,64 @@
         <w:rPr>
           <w:lang w:val="es-AR"/>
         </w:rPr>
-        <w:lastRenderedPageBreak/>
-        <w:t xml:space="preserve">6.2. </w:t>
+        <w:t xml:space="preserve">6.3. </w:t>
       </w:r>
       <w:proofErr w:type="spellStart"/>
       <w:r>
         <w:rPr>
           <w:lang w:val="es-AR"/>
         </w:rPr>
-        <w:t>CategoriaDonacion</w:t>
+        <w:t>HistorialEstadoDonacion</w:t>
       </w:r>
       <w:proofErr w:type="spellEnd"/>
       <w:r>
         <w:rPr>
           <w:lang w:val="es-AR"/>
         </w:rPr>
-        <w:t xml:space="preserve">: el menú de </w:t>
-      </w:r>
-      <w:r>
-        <w:rPr>
-          <w:lang w:val="es-AR"/>
-        </w:rPr>
-        <w:t>categorías</w:t>
-      </w:r>
-    </w:p>
-    <w:p>
-      <w:pPr>
-        <w:rPr>
-          <w:rFonts w:hint="eastAsia"/>
-          <w:lang w:val="es-AR"/>
-        </w:rPr>
-      </w:pPr>
-      <w:r>
-        <w:rPr>
-          <w:lang w:val="es-AR"/>
-        </w:rPr>
-        <w:t>Funciona como una lista ordenada de categorías. Una categoría puede clasificar muchas donaciones y cada donación pertenece a una categoría.</w:t>
-      </w:r>
-    </w:p>
-    <w:p>
-      <w:pPr>
-        <w:pStyle w:val="Ttulo2"/>
-        <w:rPr>
-          <w:lang w:val="es-AR"/>
-        </w:rPr>
-      </w:pPr>
-      <w:r>
-        <w:rPr>
-          <w:lang w:val="es-AR"/>
-        </w:rPr>
-        <w:t xml:space="preserve">6.3. </w:t>
+        <w:t>: el cuaderno de lo que fue pasando</w:t>
+      </w:r>
+    </w:p>
+    <w:p>
+      <w:pPr>
+        <w:rPr>
+          <w:lang w:val="es-AR"/>
+        </w:rPr>
+      </w:pPr>
+      <w:r>
+        <w:rPr>
+          <w:b/>
+          <w:lang w:val="es-AR"/>
+        </w:rPr>
+        <w:t xml:space="preserve">La </w:t>
       </w:r>
       <w:proofErr w:type="spellStart"/>
       <w:r>
         <w:rPr>
+          <w:b/>
+          <w:lang w:val="es-AR"/>
+        </w:rPr>
+        <w:t>Donacion</w:t>
+      </w:r>
+      <w:proofErr w:type="spellEnd"/>
+      <w:r>
+        <w:rPr>
+          <w:b/>
+          <w:lang w:val="es-AR"/>
+        </w:rPr>
+        <w:t xml:space="preserve"> guarda el estado actual. </w:t>
+      </w:r>
+      <w:r>
+        <w:rPr>
+          <w:lang w:val="es-AR"/>
+        </w:rPr>
+        <w:t xml:space="preserve">El </w:t>
+      </w:r>
+      <w:proofErr w:type="spellStart"/>
+      <w:r>
+        <w:rPr>
           <w:lang w:val="es-AR"/>
         </w:rPr>
         <w:t>HistorialEstadoDonacion</w:t>
-      </w:r>
-      <w:proofErr w:type="spellEnd"/>
-      <w:r>
-        <w:rPr>
-          <w:lang w:val="es-AR"/>
-        </w:rPr>
-        <w:t>: el cuaderno de lo que fue pasando</w:t>
-      </w:r>
-    </w:p>
-    <w:p>
-      <w:pPr>
-        <w:rPr>
-          <w:rFonts w:hint="eastAsia"/>
-          <w:lang w:val="es-AR"/>
-        </w:rPr>
-      </w:pPr>
-      <w:r>
-        <w:rPr>
-          <w:b/>
-          <w:lang w:val="es-AR"/>
-        </w:rPr>
-        <w:t xml:space="preserve">La </w:t>
-      </w:r>
-      <w:proofErr w:type="spellStart"/>
-      <w:r>
-        <w:rPr>
-          <w:b/>
-          <w:lang w:val="es-AR"/>
-        </w:rPr>
-        <w:t>Donacion</w:t>
-      </w:r>
-      <w:proofErr w:type="spellEnd"/>
-      <w:r>
-        <w:rPr>
-          <w:b/>
-          <w:lang w:val="es-AR"/>
-        </w:rPr>
-        <w:t xml:space="preserve"> guarda el estado actual. </w:t>
-      </w:r>
-      <w:r>
-        <w:rPr>
-          <w:lang w:val="es-AR"/>
-        </w:rPr>
-        <w:t xml:space="preserve">El </w:t>
-      </w:r>
-      <w:proofErr w:type="spellStart"/>
-      <w:r>
-        <w:rPr>
-          <w:lang w:val="es-AR"/>
-        </w:rPr>
-        <w:t>H</w:t>
-      </w:r>
-      <w:r>
-        <w:rPr>
-          <w:lang w:val="es-AR"/>
-        </w:rPr>
-        <w:t>istorialEstadoDonacion</w:t>
       </w:r>
       <w:proofErr w:type="spellEnd"/>
       <w:r>
@@ -5833,7 +5391,6 @@
         <w:pStyle w:val="Listaconvietas"/>
         <w:spacing w:after="60"/>
         <w:rPr>
-          <w:rFonts w:hint="eastAsia"/>
           <w:lang w:val="es-AR"/>
         </w:rPr>
       </w:pPr>
@@ -5849,21 +5406,14 @@
         <w:pStyle w:val="Listaconvietas"/>
         <w:spacing w:after="60"/>
         <w:rPr>
-          <w:rFonts w:hint="eastAsia"/>
-          <w:lang w:val="es-AR"/>
-        </w:rPr>
-      </w:pPr>
-      <w:r>
-        <w:rPr>
-          <w:lang w:val="es-AR"/>
-        </w:rPr>
-        <w:t>Después pueden aparecer ACEPTADA, RECHAZADA, COORDINADA y RE</w:t>
-      </w:r>
-      <w:r>
-        <w:rPr>
-          <w:lang w:val="es-AR"/>
-        </w:rPr>
-        <w:t>CIBIDA según el flujo definido.</w:t>
+          <w:lang w:val="es-AR"/>
+        </w:rPr>
+      </w:pPr>
+      <w:r>
+        <w:rPr>
+          <w:lang w:val="es-AR"/>
+        </w:rPr>
+        <w:t>Después pueden aparecer ACEPTADA, RECHAZADA, COORDINADA y RECIBIDA según el flujo definido.</w:t>
       </w:r>
     </w:p>
     <w:p>
@@ -5871,7 +5421,6 @@
         <w:pStyle w:val="Listaconvietas"/>
         <w:spacing w:after="60"/>
         <w:rPr>
-          <w:rFonts w:hint="eastAsia"/>
           <w:lang w:val="es-AR"/>
         </w:rPr>
       </w:pPr>
@@ -5906,6 +5455,7 @@
         <w:rPr>
           <w:lang w:val="es-AR"/>
         </w:rPr>
+        <w:lastRenderedPageBreak/>
         <w:t>observacion</w:t>
       </w:r>
       <w:proofErr w:type="spellEnd"/>
@@ -5924,7 +5474,6 @@
         </w:tabs>
         <w:spacing w:after="60"/>
         <w:rPr>
-          <w:rFonts w:hint="eastAsia"/>
           <w:lang w:val="es-AR"/>
         </w:rPr>
       </w:pPr>
@@ -6000,7 +5549,6 @@
     <w:p>
       <w:pPr>
         <w:rPr>
-          <w:rFonts w:hint="eastAsia"/>
           <w:lang w:val="es-AR"/>
         </w:rPr>
       </w:pPr>
@@ -6016,13 +5564,7 @@
         <w:rPr>
           <w:lang w:val="es-AR"/>
         </w:rPr>
-        <w:t xml:space="preserve"> pertenece a Usuario y conserva lo que el sistema quiso comunicar: tipo, título, mensaje, fecha de creación y</w:t>
-      </w:r>
-      <w:r>
-        <w:rPr>
-          <w:lang w:val="es-AR"/>
-        </w:rPr>
-        <w:t xml:space="preserve"> fecha de lectura.</w:t>
+        <w:t xml:space="preserve"> pertenece a Usuario y conserva lo que el sistema quiso comunicar: tipo, título, mensaje, fecha de creación y fecha de lectura.</w:t>
       </w:r>
     </w:p>
     <w:p>
@@ -6030,7 +5572,6 @@
         <w:pStyle w:val="Listaconvietas"/>
         <w:spacing w:after="60"/>
         <w:rPr>
-          <w:rFonts w:hint="eastAsia"/>
           <w:lang w:val="es-AR"/>
         </w:rPr>
       </w:pPr>
@@ -6060,7 +5601,6 @@
         <w:pStyle w:val="Listaconvietas"/>
         <w:spacing w:after="60"/>
         <w:rPr>
-          <w:rFonts w:hint="eastAsia"/>
           <w:lang w:val="es-AR"/>
         </w:rPr>
       </w:pPr>
@@ -6116,7 +5656,6 @@
     <w:p>
       <w:pPr>
         <w:rPr>
-          <w:rFonts w:hint="eastAsia"/>
           <w:lang w:val="es-AR"/>
         </w:rPr>
       </w:pPr>
@@ -6141,23 +5680,7 @@
           <w:b/>
           <w:lang w:val="es-AR"/>
         </w:rPr>
-        <w:t xml:space="preserve"> debe saber los </w:t>
-      </w:r>
-      <w:proofErr w:type="spellStart"/>
-      <w:r>
-        <w:rPr>
-          <w:b/>
-          <w:lang w:val="es-AR"/>
-        </w:rPr>
-        <w:t>tokens</w:t>
-      </w:r>
-      <w:proofErr w:type="spellEnd"/>
-      <w:r>
-        <w:rPr>
-          <w:b/>
-          <w:lang w:val="es-AR"/>
-        </w:rPr>
-        <w:t xml:space="preserve"> de cada dispositivo para enviar notificaciones</w:t>
+        <w:t xml:space="preserve"> debe saber los tokens de cada dispositivo para enviar notificaciones</w:t>
       </w:r>
       <w:r>
         <w:rPr>
@@ -6178,7 +5701,6 @@
         <w:pStyle w:val="Listaconvietas"/>
         <w:spacing w:after="60"/>
         <w:rPr>
-          <w:rFonts w:hint="eastAsia"/>
           <w:lang w:val="es-AR"/>
         </w:rPr>
       </w:pPr>
@@ -6222,23 +5744,14 @@
         <w:pStyle w:val="Listaconvietas"/>
         <w:spacing w:after="60"/>
         <w:rPr>
-          <w:rFonts w:hint="eastAsia"/>
-          <w:lang w:val="es-AR"/>
-        </w:rPr>
-      </w:pPr>
-      <w:proofErr w:type="spellStart"/>
-      <w:r>
-        <w:rPr>
-          <w:lang w:val="es-AR"/>
-        </w:rPr>
-        <w:t>token</w:t>
-      </w:r>
-      <w:proofErr w:type="spellEnd"/>
-      <w:r>
-        <w:rPr>
-          <w:lang w:val="es-AR"/>
-        </w:rPr>
-        <w:t xml:space="preserve"> es UNIQUE para evitar registrar dos veces el mismo destino.</w:t>
+          <w:lang w:val="es-AR"/>
+        </w:rPr>
+      </w:pPr>
+      <w:r>
+        <w:rPr>
+          <w:lang w:val="es-AR"/>
+        </w:rPr>
+        <w:t>token es UNIQUE para evitar registrar dos veces el mismo destino.</w:t>
       </w:r>
     </w:p>
     <w:p>
@@ -6246,35 +5759,14 @@
         <w:pStyle w:val="Listaconvietas"/>
         <w:spacing w:after="60"/>
         <w:rPr>
-          <w:rFonts w:hint="eastAsia"/>
-          <w:lang w:val="es-AR"/>
-        </w:rPr>
-      </w:pPr>
-      <w:r>
-        <w:rPr>
-          <w:lang w:val="es-AR"/>
-        </w:rPr>
-        <w:t>activo permite deja</w:t>
-      </w:r>
-      <w:r>
-        <w:rPr>
-          <w:lang w:val="es-AR"/>
-        </w:rPr>
-        <w:t xml:space="preserve">r de usar </w:t>
-      </w:r>
-      <w:proofErr w:type="spellStart"/>
-      <w:r>
-        <w:rPr>
-          <w:lang w:val="es-AR"/>
-        </w:rPr>
-        <w:t>tokens</w:t>
-      </w:r>
-      <w:proofErr w:type="spellEnd"/>
-      <w:r>
-        <w:rPr>
-          <w:lang w:val="es-AR"/>
-        </w:rPr>
-        <w:t xml:space="preserve"> vencidos o inválidos sin perder el registro.</w:t>
+          <w:lang w:val="es-AR"/>
+        </w:rPr>
+      </w:pPr>
+      <w:r>
+        <w:rPr>
+          <w:lang w:val="es-AR"/>
+        </w:rPr>
+        <w:t>activo permite dejar de usar tokens vencidos o inválidos sin perder el registro.</w:t>
       </w:r>
     </w:p>
     <w:p>
@@ -6330,7 +5822,6 @@
         <w:spacing w:after="40"/>
         <w:ind w:left="173" w:hanging="173"/>
         <w:rPr>
-          <w:rFonts w:hint="eastAsia"/>
           <w:lang w:val="es-AR"/>
         </w:rPr>
       </w:pPr>
@@ -6353,13 +5844,7 @@
         <w:rPr>
           <w:lang w:val="es-AR"/>
         </w:rPr>
-        <w:t xml:space="preserve"> guarda el evento/mensaje dentro del </w:t>
-      </w:r>
-      <w:r>
-        <w:rPr>
-          <w:lang w:val="es-AR"/>
-        </w:rPr>
-        <w:t>sistema.</w:t>
+        <w:t xml:space="preserve"> guarda el evento/mensaje dentro del sistema.</w:t>
       </w:r>
     </w:p>
     <w:p>
@@ -6367,7 +5852,6 @@
         <w:spacing w:after="40"/>
         <w:ind w:left="173" w:hanging="173"/>
         <w:rPr>
-          <w:rFonts w:hint="eastAsia"/>
           <w:lang w:val="es-AR"/>
         </w:rPr>
       </w:pPr>
@@ -6437,6 +5921,15 @@
     </w:p>
     <w:p>
       <w:pPr>
+        <w:spacing w:after="40"/>
+        <w:ind w:left="173" w:hanging="173"/>
+        <w:rPr>
+          <w:lang w:val="es-AR"/>
+        </w:rPr>
+      </w:pPr>
+    </w:p>
+    <w:p>
+      <w:pPr>
         <w:pStyle w:val="Ttulo2"/>
         <w:rPr>
           <w:lang w:val="es-AR"/>
@@ -6446,13 +5939,188 @@
         <w:rPr>
           <w:lang w:val="es-AR"/>
         </w:rPr>
-        <w:t>6.7. Ejemplo completo de donación</w:t>
-      </w:r>
-    </w:p>
-    <w:p>
-      <w:pPr>
-        <w:rPr>
-          <w:rFonts w:hint="eastAsia"/>
+        <w:t>6.</w:t>
+      </w:r>
+      <w:r>
+        <w:rPr>
+          <w:lang w:val="es-AR"/>
+        </w:rPr>
+        <w:t>7</w:t>
+      </w:r>
+      <w:r>
+        <w:rPr>
+          <w:lang w:val="es-AR"/>
+        </w:rPr>
+        <w:t>.</w:t>
+      </w:r>
+      <w:r>
+        <w:rPr>
+          <w:rFonts w:ascii="Aptos" w:eastAsiaTheme="minorEastAsia" w:hAnsi="Aptos" w:cstheme="minorBidi"/>
+          <w:b w:val="0"/>
+          <w:bCs w:val="0"/>
+          <w:color w:val="auto"/>
+          <w:sz w:val="21"/>
+          <w:szCs w:val="22"/>
+          <w:lang w:val="es-AR"/>
+        </w:rPr>
+        <w:t xml:space="preserve"> </w:t>
+      </w:r>
+      <w:proofErr w:type="spellStart"/>
+      <w:r>
+        <w:rPr>
+          <w:lang w:val="es-AR"/>
+        </w:rPr>
+        <w:t>TokenRecuperacionContrasena</w:t>
+      </w:r>
+      <w:proofErr w:type="spellEnd"/>
+      <w:r>
+        <w:rPr>
+          <w:lang w:val="es-AR"/>
+        </w:rPr>
+        <w:t>: el enlace temporal</w:t>
+      </w:r>
+    </w:p>
+    <w:p>
+      <w:pPr>
+        <w:spacing w:after="40"/>
+        <w:rPr>
+          <w:lang w:val="es-AR"/>
+        </w:rPr>
+      </w:pPr>
+      <w:r>
+        <w:rPr>
+          <w:lang w:val="es-AR"/>
+        </w:rPr>
+        <w:t xml:space="preserve">Cuando un usuario solicita restablecer su contraseña, el </w:t>
+      </w:r>
+      <w:proofErr w:type="spellStart"/>
+      <w:r>
+        <w:rPr>
+          <w:lang w:val="es-AR"/>
+        </w:rPr>
+        <w:t>backend</w:t>
+      </w:r>
+      <w:proofErr w:type="spellEnd"/>
+      <w:r>
+        <w:rPr>
+          <w:lang w:val="es-AR"/>
+        </w:rPr>
+        <w:t xml:space="preserve"> genera un token aleatorio. El valor original se envía por correo, pero PostgreSQL conserva únicamente </w:t>
+      </w:r>
+      <w:proofErr w:type="spellStart"/>
+      <w:r>
+        <w:rPr>
+          <w:lang w:val="es-AR"/>
+        </w:rPr>
+        <w:t>token_hash</w:t>
+      </w:r>
+      <w:proofErr w:type="spellEnd"/>
+      <w:r>
+        <w:rPr>
+          <w:lang w:val="es-AR"/>
+        </w:rPr>
+        <w:t xml:space="preserve">. </w:t>
+      </w:r>
+      <w:proofErr w:type="spellStart"/>
+      <w:r>
+        <w:rPr>
+          <w:lang w:val="es-AR"/>
+        </w:rPr>
+        <w:t>creado_en</w:t>
+      </w:r>
+      <w:proofErr w:type="spellEnd"/>
+      <w:r>
+        <w:rPr>
+          <w:lang w:val="es-AR"/>
+        </w:rPr>
+        <w:t xml:space="preserve"> registra cuándo se generó, </w:t>
+      </w:r>
+      <w:proofErr w:type="spellStart"/>
+      <w:r>
+        <w:rPr>
+          <w:lang w:val="es-AR"/>
+        </w:rPr>
+        <w:t>expira_en</w:t>
+      </w:r>
+      <w:proofErr w:type="spellEnd"/>
+      <w:r>
+        <w:rPr>
+          <w:lang w:val="es-AR"/>
+        </w:rPr>
+        <w:t xml:space="preserve"> determina hasta cuándo puede utilizarse y </w:t>
+      </w:r>
+      <w:proofErr w:type="spellStart"/>
+      <w:r>
+        <w:rPr>
+          <w:lang w:val="es-AR"/>
+        </w:rPr>
+        <w:t>usado_en</w:t>
+      </w:r>
+      <w:proofErr w:type="spellEnd"/>
+      <w:r>
+        <w:rPr>
+          <w:lang w:val="es-AR"/>
+        </w:rPr>
+        <w:t xml:space="preserve"> permite comprobar si ya fue consumido.</w:t>
+      </w:r>
+    </w:p>
+    <w:p>
+      <w:pPr>
+        <w:spacing w:after="40"/>
+        <w:rPr>
+          <w:lang w:val="es-AR"/>
+        </w:rPr>
+      </w:pPr>
+      <w:r>
+        <w:rPr>
+          <w:lang w:val="es-AR"/>
+        </w:rPr>
+        <w:t xml:space="preserve">Un Usuario puede poseer varios tokens históricos, pero cada token pertenece a una única cuenta. </w:t>
+      </w:r>
+      <w:proofErr w:type="spellStart"/>
+      <w:r>
+        <w:rPr>
+          <w:lang w:val="es-AR"/>
+        </w:rPr>
+        <w:t>Nodemailer</w:t>
+      </w:r>
+      <w:proofErr w:type="spellEnd"/>
+      <w:r>
+        <w:rPr>
+          <w:lang w:val="es-AR"/>
+        </w:rPr>
+        <w:t xml:space="preserve"> y SMTP no se representan como entidades porque solamente transportan el enlace.</w:t>
+      </w:r>
+    </w:p>
+    <w:p>
+      <w:pPr>
+        <w:pStyle w:val="Ttulo2"/>
+        <w:rPr>
+          <w:lang w:val="es-AR"/>
+        </w:rPr>
+      </w:pPr>
+      <w:r>
+        <w:rPr>
+          <w:lang w:val="es-AR"/>
+        </w:rPr>
+        <w:t>6.</w:t>
+      </w:r>
+      <w:r>
+        <w:rPr>
+          <w:lang w:val="es-AR"/>
+        </w:rPr>
+        <w:t>8</w:t>
+      </w:r>
+      <w:r>
+        <w:rPr>
+          <w:lang w:val="es-AR"/>
+        </w:rPr>
+        <w:t>. Ejemplo completo de donación</w:t>
+      </w:r>
+    </w:p>
+    <w:p>
+      <w:pPr>
+        <w:rPr>
           <w:lang w:val="es-AR"/>
         </w:rPr>
       </w:pPr>
@@ -6509,13 +6177,7 @@
         <w:rPr>
           <w:lang w:val="es-AR"/>
         </w:rPr>
-        <w:t xml:space="preserve"> pasa a ACE</w:t>
-      </w:r>
-      <w:r>
-        <w:rPr>
-          <w:lang w:val="es-AR"/>
-        </w:rPr>
-        <w:t xml:space="preserve">PTADA y se agrega otro historial. Luego coordinan la entrega (COORDINADA) y finalmente queda RECIBIDA. Cada cambio puede generar una </w:t>
+        <w:t xml:space="preserve"> pasa a ACEPTADA y se agrega otro historial. Luego coordinan la entrega (COORDINADA) y finalmente queda RECIBIDA. Cada cambio puede generar una </w:t>
       </w:r>
       <w:proofErr w:type="spellStart"/>
       <w:r>
@@ -6585,13 +6247,7 @@
         <w:rPr>
           <w:lang w:val="es-AR"/>
         </w:rPr>
-        <w:t>7. Conceptos qu</w:t>
-      </w:r>
-      <w:r>
-        <w:rPr>
-          <w:lang w:val="es-AR"/>
-        </w:rPr>
-        <w:t>e atraviesan los cuatro diagramas</w:t>
+        <w:t>7. Conceptos que atraviesan los cuatro diagramas</w:t>
       </w:r>
     </w:p>
     <w:p>
@@ -6607,7 +6263,6 @@
         <w:pStyle w:val="Listaconvietas"/>
         <w:spacing w:after="60"/>
         <w:rPr>
-          <w:rFonts w:hint="eastAsia"/>
           <w:lang w:val="es-AR"/>
         </w:rPr>
       </w:pPr>
@@ -6623,7 +6278,6 @@
         <w:pStyle w:val="Listaconvietas"/>
         <w:spacing w:after="60"/>
         <w:rPr>
-          <w:rFonts w:hint="eastAsia"/>
           <w:lang w:val="es-AR"/>
         </w:rPr>
       </w:pPr>
@@ -6639,7 +6293,6 @@
         <w:pStyle w:val="Listaconvietas"/>
         <w:spacing w:after="60"/>
         <w:rPr>
-          <w:rFonts w:hint="eastAsia"/>
           <w:lang w:val="es-AR"/>
         </w:rPr>
       </w:pPr>
@@ -6655,7 +6308,6 @@
         <w:pStyle w:val="Listaconvietas"/>
         <w:spacing w:after="60"/>
         <w:rPr>
-          <w:rFonts w:hint="eastAsia"/>
           <w:lang w:val="es-AR"/>
         </w:rPr>
       </w:pPr>
@@ -6671,21 +6323,14 @@
         <w:pStyle w:val="Listaconvietas"/>
         <w:spacing w:after="60"/>
         <w:rPr>
-          <w:rFonts w:hint="eastAsia"/>
-          <w:lang w:val="es-AR"/>
-        </w:rPr>
-      </w:pPr>
-      <w:r>
-        <w:rPr>
-          <w:lang w:val="es-AR"/>
-        </w:rPr>
-        <w:t>Una calificación de</w:t>
-      </w:r>
-      <w:r>
-        <w:rPr>
-          <w:lang w:val="es-AR"/>
-        </w:rPr>
-        <w:t>be estar ligada a una participación completada.</w:t>
+          <w:lang w:val="es-AR"/>
+        </w:rPr>
+      </w:pPr>
+      <w:r>
+        <w:rPr>
+          <w:lang w:val="es-AR"/>
+        </w:rPr>
+        <w:t>Una calificación debe estar ligada a una participación completada.</w:t>
       </w:r>
     </w:p>
     <w:p>
@@ -6693,7 +6338,6 @@
         <w:pStyle w:val="Listaconvietas"/>
         <w:spacing w:after="60"/>
         <w:rPr>
-          <w:rFonts w:hint="eastAsia"/>
           <w:lang w:val="es-AR"/>
         </w:rPr>
       </w:pPr>
@@ -6706,6 +6350,95 @@
     </w:p>
     <w:p>
       <w:pPr>
+        <w:pStyle w:val="Listaconvietas"/>
+        <w:spacing w:after="60"/>
+        <w:rPr>
+          <w:lang w:val="es-AR"/>
+        </w:rPr>
+      </w:pPr>
+      <w:r>
+        <w:rPr>
+          <w:lang w:val="es-AR"/>
+        </w:rPr>
+        <w:t xml:space="preserve">Un token de recuperación no guarda su valor original. </w:t>
+      </w:r>
+    </w:p>
+    <w:p>
+      <w:pPr>
+        <w:pStyle w:val="Listaconvietas"/>
+        <w:spacing w:after="60"/>
+        <w:rPr>
+          <w:lang w:val="es-AR"/>
+        </w:rPr>
+      </w:pPr>
+      <w:r>
+        <w:rPr>
+          <w:lang w:val="es-AR"/>
+        </w:rPr>
+        <w:t xml:space="preserve">Un token utilizado o vencido no permite cambiar la contraseña. </w:t>
+      </w:r>
+    </w:p>
+    <w:p>
+      <w:pPr>
+        <w:pStyle w:val="Listaconvietas"/>
+        <w:spacing w:after="60"/>
+        <w:rPr>
+          <w:lang w:val="es-AR"/>
+        </w:rPr>
+      </w:pPr>
+      <w:r>
+        <w:rPr>
+          <w:lang w:val="es-AR"/>
+        </w:rPr>
+        <w:lastRenderedPageBreak/>
+        <w:t xml:space="preserve">Una cuenta ADMIN no posee </w:t>
+      </w:r>
+      <w:proofErr w:type="spellStart"/>
+      <w:r>
+        <w:rPr>
+          <w:lang w:val="es-AR"/>
+        </w:rPr>
+        <w:t>PerfilVoluntario</w:t>
+      </w:r>
+      <w:proofErr w:type="spellEnd"/>
+      <w:r>
+        <w:rPr>
+          <w:lang w:val="es-AR"/>
+        </w:rPr>
+        <w:t xml:space="preserve"> ni </w:t>
+      </w:r>
+      <w:proofErr w:type="spellStart"/>
+      <w:r>
+        <w:rPr>
+          <w:lang w:val="es-AR"/>
+        </w:rPr>
+        <w:t>Organizacion</w:t>
+      </w:r>
+      <w:proofErr w:type="spellEnd"/>
+      <w:r>
+        <w:rPr>
+          <w:lang w:val="es-AR"/>
+        </w:rPr>
+        <w:t xml:space="preserve">. </w:t>
+      </w:r>
+    </w:p>
+    <w:p>
+      <w:pPr>
+        <w:pStyle w:val="Listaconvietas"/>
+        <w:spacing w:after="60"/>
+        <w:rPr>
+          <w:lang w:val="es-AR"/>
+        </w:rPr>
+      </w:pPr>
+      <w:r>
+        <w:rPr>
+          <w:lang w:val="es-AR"/>
+        </w:rPr>
+        <w:t>Una calificación se identifica mediante inscripción y rol del autor</w:t>
+      </w:r>
+    </w:p>
+    <w:p>
+      <w:pPr>
         <w:pStyle w:val="Ttulo2"/>
         <w:rPr>
           <w:lang w:val="es-AR"/>
@@ -6715,28 +6448,20 @@
         <w:rPr>
           <w:lang w:val="es-AR"/>
         </w:rPr>
-        <w:lastRenderedPageBreak/>
         <w:t>7.2. Transacciones ACID: “todo o nada”</w:t>
       </w:r>
     </w:p>
     <w:p>
       <w:pPr>
         <w:rPr>
-          <w:rFonts w:hint="eastAsia"/>
-          <w:lang w:val="es-AR"/>
-        </w:rPr>
-      </w:pPr>
-      <w:r>
-        <w:rPr>
-          <w:lang w:val="es-AR"/>
-        </w:rPr>
-        <w:t>ACID puede sonar enorme, pero para este proyecto la idea práctica es muy sencilla: cuando una operación crítica necesita modi</w:t>
-      </w:r>
-      <w:r>
-        <w:rPr>
-          <w:lang w:val="es-AR"/>
-        </w:rPr>
-        <w:t>ficar varias cosas, o se completan todas o se revierte todo.</w:t>
+          <w:lang w:val="es-AR"/>
+        </w:rPr>
+      </w:pPr>
+      <w:r>
+        <w:rPr>
+          <w:lang w:val="es-AR"/>
+        </w:rPr>
+        <w:t>ACID puede sonar enorme, pero para este proyecto la idea práctica es muy sencilla: cuando una operación crítica necesita modificar varias cosas, o se completan todas o se revierte todo.</w:t>
       </w:r>
     </w:p>
     <w:p>
@@ -6758,7 +6483,6 @@
         <w:spacing w:after="40"/>
         <w:ind w:left="173" w:hanging="173"/>
         <w:rPr>
-          <w:rFonts w:hint="eastAsia"/>
           <w:lang w:val="es-AR"/>
         </w:rPr>
       </w:pPr>
@@ -6781,7 +6505,6 @@
         <w:spacing w:after="40"/>
         <w:ind w:left="173" w:hanging="173"/>
         <w:rPr>
-          <w:rFonts w:hint="eastAsia"/>
           <w:lang w:val="es-AR"/>
         </w:rPr>
       </w:pPr>
@@ -6804,7 +6527,6 @@
         <w:spacing w:after="40"/>
         <w:ind w:left="173" w:hanging="173"/>
         <w:rPr>
-          <w:rFonts w:hint="eastAsia"/>
           <w:lang w:val="es-AR"/>
         </w:rPr>
       </w:pPr>
@@ -6825,21 +6547,14 @@
     <w:p>
       <w:pPr>
         <w:rPr>
-          <w:rFonts w:hint="eastAsia"/>
-          <w:lang w:val="es-AR"/>
-        </w:rPr>
-      </w:pPr>
-      <w:r>
-        <w:rPr>
-          <w:lang w:val="es-AR"/>
-        </w:rPr>
-        <w:t xml:space="preserve">Si algo falla en el medio, la </w:t>
-      </w:r>
-      <w:r>
-        <w:rPr>
-          <w:lang w:val="es-AR"/>
-        </w:rPr>
-        <w:t>transacción se revierte para evitar estados incoherentes.</w:t>
+          <w:lang w:val="es-AR"/>
+        </w:rPr>
+      </w:pPr>
+      <w:r>
+        <w:rPr>
+          <w:lang w:val="es-AR"/>
+        </w:rPr>
+        <w:t>Si algo falla en el medio, la transacción se revierte para evitar estados incoherentes.</w:t>
       </w:r>
     </w:p>
     <w:p>
@@ -6861,7 +6576,6 @@
         <w:spacing w:after="40"/>
         <w:ind w:left="173" w:hanging="173"/>
         <w:rPr>
-          <w:rFonts w:hint="eastAsia"/>
           <w:lang w:val="es-AR"/>
         </w:rPr>
       </w:pPr>
@@ -6898,7 +6612,6 @@
         <w:spacing w:after="40"/>
         <w:ind w:left="173" w:hanging="173"/>
         <w:rPr>
-          <w:rFonts w:hint="eastAsia"/>
           <w:lang w:val="es-AR"/>
         </w:rPr>
       </w:pPr>
@@ -6935,7 +6648,6 @@
         <w:spacing w:after="40"/>
         <w:ind w:left="173" w:hanging="173"/>
         <w:rPr>
-          <w:rFonts w:hint="eastAsia"/>
           <w:lang w:val="es-AR"/>
         </w:rPr>
       </w:pPr>
@@ -6950,14 +6662,165 @@
         <w:rPr>
           <w:lang w:val="es-AR"/>
         </w:rPr>
-        <w:t>Ambos cambios quedan confirmados junt</w:t>
-      </w:r>
-      <w:r>
-        <w:rPr>
-          <w:lang w:val="es-AR"/>
-        </w:rPr>
-        <w:t>os.</w:t>
-      </w:r>
+        <w:t>Ambos cambios quedan confirmados juntos.</w:t>
+      </w:r>
+    </w:p>
+    <w:p>
+      <w:pPr>
+        <w:pStyle w:val="Ttulo3"/>
+        <w:rPr>
+          <w:lang w:val="es-AR"/>
+        </w:rPr>
+      </w:pPr>
+      <w:r>
+        <w:rPr>
+          <w:lang w:val="es-AR"/>
+        </w:rPr>
+        <w:t>Ejemplo: restablecer contraseña</w:t>
+      </w:r>
+    </w:p>
+    <w:p>
+      <w:pPr>
+        <w:numPr>
+          <w:ilvl w:val="0"/>
+          <w:numId w:val="10"/>
+        </w:numPr>
+        <w:tabs>
+          <w:tab w:val="clear" w:pos="720"/>
+        </w:tabs>
+        <w:spacing w:after="40"/>
+        <w:ind w:left="284" w:hanging="284"/>
+        <w:rPr>
+          <w:lang w:val="es-AR"/>
+        </w:rPr>
+      </w:pPr>
+      <w:r>
+        <w:rPr>
+          <w:lang w:val="es-AR"/>
+        </w:rPr>
+        <w:t xml:space="preserve">Se valida que el token no esté utilizado ni vencido. </w:t>
+      </w:r>
+    </w:p>
+    <w:p>
+      <w:pPr>
+        <w:numPr>
+          <w:ilvl w:val="0"/>
+          <w:numId w:val="10"/>
+        </w:numPr>
+        <w:tabs>
+          <w:tab w:val="clear" w:pos="720"/>
+          <w:tab w:val="num" w:pos="426"/>
+        </w:tabs>
+        <w:spacing w:after="40"/>
+        <w:ind w:left="284" w:hanging="284"/>
+        <w:rPr>
+          <w:lang w:val="es-AR"/>
+        </w:rPr>
+      </w:pPr>
+      <w:r>
+        <w:rPr>
+          <w:lang w:val="es-AR"/>
+        </w:rPr>
+        <w:t xml:space="preserve">Se actualiza </w:t>
+      </w:r>
+      <w:proofErr w:type="spellStart"/>
+      <w:r>
+        <w:rPr>
+          <w:lang w:val="es-AR"/>
+        </w:rPr>
+        <w:t>Usuario.password_hash</w:t>
+      </w:r>
+      <w:proofErr w:type="spellEnd"/>
+      <w:r>
+        <w:rPr>
+          <w:lang w:val="es-AR"/>
+        </w:rPr>
+        <w:t xml:space="preserve">. </w:t>
+      </w:r>
+    </w:p>
+    <w:p>
+      <w:pPr>
+        <w:numPr>
+          <w:ilvl w:val="0"/>
+          <w:numId w:val="10"/>
+        </w:numPr>
+        <w:tabs>
+          <w:tab w:val="clear" w:pos="720"/>
+          <w:tab w:val="num" w:pos="426"/>
+        </w:tabs>
+        <w:spacing w:after="40"/>
+        <w:ind w:left="284" w:hanging="284"/>
+        <w:rPr>
+          <w:lang w:val="es-AR"/>
+        </w:rPr>
+      </w:pPr>
+      <w:r>
+        <w:rPr>
+          <w:lang w:val="es-AR"/>
+        </w:rPr>
+        <w:t xml:space="preserve">Se registra </w:t>
+      </w:r>
+      <w:proofErr w:type="spellStart"/>
+      <w:r>
+        <w:rPr>
+          <w:lang w:val="es-AR"/>
+        </w:rPr>
+        <w:t>TokenRecuperacionContrasena.usado_en</w:t>
+      </w:r>
+      <w:proofErr w:type="spellEnd"/>
+      <w:r>
+        <w:rPr>
+          <w:lang w:val="es-AR"/>
+        </w:rPr>
+        <w:t xml:space="preserve">. </w:t>
+      </w:r>
+    </w:p>
+    <w:p>
+      <w:pPr>
+        <w:numPr>
+          <w:ilvl w:val="0"/>
+          <w:numId w:val="10"/>
+        </w:numPr>
+        <w:tabs>
+          <w:tab w:val="clear" w:pos="720"/>
+          <w:tab w:val="num" w:pos="426"/>
+        </w:tabs>
+        <w:spacing w:after="40"/>
+        <w:ind w:left="284" w:hanging="284"/>
+        <w:rPr>
+          <w:lang w:val="es-AR"/>
+        </w:rPr>
+      </w:pPr>
+      <w:r>
+        <w:rPr>
+          <w:lang w:val="es-AR"/>
+        </w:rPr>
+        <w:t xml:space="preserve">Ambos cambios se confirman juntos. </w:t>
+      </w:r>
+    </w:p>
+    <w:p>
+      <w:pPr>
+        <w:spacing w:after="40"/>
+        <w:ind w:left="173" w:hanging="173"/>
+        <w:rPr>
+          <w:lang w:val="es-AR"/>
+        </w:rPr>
+      </w:pPr>
+      <w:r>
+        <w:rPr>
+          <w:lang w:val="es-AR"/>
+        </w:rPr>
+        <w:t>Si algo falla, la contraseña anterior permanece válida y el token no se consume.</w:t>
+      </w:r>
+    </w:p>
+    <w:p>
+      <w:pPr>
+        <w:spacing w:after="40"/>
+        <w:ind w:left="173" w:hanging="173"/>
+        <w:rPr>
+          <w:lang w:val="es-AR"/>
+        </w:rPr>
+      </w:pPr>
     </w:p>
     <w:p>
       <w:pPr>
@@ -6978,7 +6841,6 @@
         <w:pStyle w:val="Listaconvietas"/>
         <w:spacing w:after="60"/>
         <w:rPr>
-          <w:rFonts w:hint="eastAsia"/>
           <w:lang w:val="es-AR"/>
         </w:rPr>
       </w:pPr>
@@ -6994,7 +6856,6 @@
         <w:pStyle w:val="Listaconvietas"/>
         <w:spacing w:after="60"/>
         <w:rPr>
-          <w:rFonts w:hint="eastAsia"/>
           <w:lang w:val="es-AR"/>
         </w:rPr>
       </w:pPr>
@@ -7010,7 +6871,6 @@
         <w:pStyle w:val="Listaconvietas"/>
         <w:spacing w:after="60"/>
         <w:rPr>
-          <w:rFonts w:hint="eastAsia"/>
           <w:lang w:val="es-AR"/>
         </w:rPr>
       </w:pPr>
@@ -7038,31 +6898,22 @@
     <w:p>
       <w:pPr>
         <w:rPr>
-          <w:rFonts w:hint="eastAsia"/>
-          <w:lang w:val="es-AR"/>
-        </w:rPr>
-      </w:pPr>
-      <w:r>
-        <w:rPr>
-          <w:lang w:val="es-AR"/>
-        </w:rPr>
-        <w:t>Esto evita gua</w:t>
-      </w:r>
-      <w:r>
-        <w:rPr>
-          <w:lang w:val="es-AR"/>
-        </w:rPr>
-        <w:t>rdar datos duplicados que podrían quedar desactualizados.</w:t>
-      </w:r>
-    </w:p>
-    <w:p>
-      <w:pPr>
-        <w:rPr>
-          <w:lang w:val="es-AR"/>
-        </w:rPr>
-      </w:pPr>
-      <w:bookmarkStart w:id="0" w:name="_GoBack"/>
-      <w:bookmarkEnd w:id="0"/>
+          <w:lang w:val="es-AR"/>
+        </w:rPr>
+      </w:pPr>
+      <w:r>
+        <w:rPr>
+          <w:lang w:val="es-AR"/>
+        </w:rPr>
+        <w:t>Esto evita guardar datos duplicados que podrían quedar desactualizados.</w:t>
+      </w:r>
+    </w:p>
+    <w:p>
+      <w:pPr>
+        <w:rPr>
+          <w:lang w:val="es-AR"/>
+        </w:rPr>
+      </w:pPr>
     </w:p>
     <w:sectPr>
       <w:footerReference w:type="default" r:id="rId12"/>
@@ -7076,14 +6927,11 @@
 </file>
 
 <file path=word/endnotes.xml><?xml version="1.0" encoding="utf-8"?>
-<w:endnotes xmlns:wpc="http://schemas.microsoft.com/office/word/2010/wordprocessingCanvas" xmlns:cx="http://schemas.microsoft.com/office/drawing/2014/chartex" xmlns:mc="http://schemas.openxmlformats.org/markup-compatibility/2006" xmlns:o="urn:schemas-microsoft-com:office:office" xmlns:r="http://schemas.openxmlformats.org/officeDocument/2006/relationships" xmlns:m="http://schemas.openxmlformats.org/officeDocument/2006/math" xmlns:v="urn:schemas-microsoft-com:vml" xmlns:wp14="http://schemas.microsoft.com/office/word/2010/wordprocessingDrawing" xmlns:wp="http://schemas.openxmlformats.org/drawingml/2006/wordprocessingDrawing" xmlns:w10="urn:schemas-microsoft-com:office:word" xmlns:w="http://schemas.openxmlformats.org/wordprocessingml/2006/main" xmlns:w14="http://schemas.microsoft.com/office/word/2010/wordml" xmlns:w15="http://schemas.microsoft.com/office/word/2012/wordml" xmlns:w16se="http://schemas.microsoft.com/office/word/2015/wordml/symex" xmlns:wpg="http://schemas.microsoft.com/office/word/2010/wordprocessingGroup" xmlns:wpi="http://schemas.microsoft.com/office/word/2010/wordprocessingInk" xmlns:wne="http://schemas.microsoft.com/office/word/2006/wordml" xmlns:wps="http://schemas.microsoft.com/office/word/2010/wordprocessingShape" mc:Ignorable="w14 w15 w16se wp14">
+<w:endnotes xmlns:wpc="http://schemas.microsoft.com/office/word/2010/wordprocessingCanvas" xmlns:cx="http://schemas.microsoft.com/office/drawing/2014/chartex" xmlns:cx1="http://schemas.microsoft.com/office/drawing/2015/9/8/chartex" xmlns:cx2="http://schemas.microsoft.com/office/drawing/2015/10/21/chartex" xmlns:cx3="http://schemas.microsoft.com/office/drawing/2016/5/9/chartex" xmlns:cx4="http://schemas.microsoft.com/office/drawing/2016/5/10/chartex" xmlns:cx5="http://schemas.microsoft.com/office/drawing/2016/5/11/chartex" xmlns:cx6="http://schemas.microsoft.com/office/drawing/2016/5/12/chartex" xmlns:cx7="http://schemas.microsoft.com/office/drawing/2016/5/13/chartex" xmlns:cx8="http://schemas.microsoft.com/office/drawing/2016/5/14/chartex" xmlns:mc="http://schemas.openxmlformats.org/markup-compatibility/2006" xmlns:aink="http://schemas.microsoft.com/office/drawing/2016/ink" xmlns:am3d="http://schemas.microsoft.com/office/drawing/2017/model3d" xmlns:o="urn:schemas-microsoft-com:office:office" xmlns:oel="http://schemas.microsoft.com/office/2019/extlst" xmlns:r="http://schemas.openxmlformats.org/officeDocument/2006/relationships" xmlns:m="http://schemas.openxmlformats.org/officeDocument/2006/math" xmlns:v="urn:schemas-microsoft-com:vml" xmlns:wp14="http://schemas.microsoft.com/office/word/2010/wordprocessingDrawing" xmlns:wp="http://schemas.openxmlformats.org/drawingml/2006/wordprocessingDrawing" xmlns:w10="urn:schemas-microsoft-com:office:word" xmlns:w="http://schemas.openxmlformats.org/wordprocessingml/2006/main" xmlns:w14="http://schemas.microsoft.com/office/word/2010/wordml" xmlns:w15="http://schemas.microsoft.com/office/word/2012/wordml" xmlns:w16cex="http://schemas.microsoft.com/office/word/2018/wordml/cex" xmlns:w16cid="http://schemas.microsoft.com/office/word/2016/wordml/cid" xmlns:w16="http://schemas.microsoft.com/office/word/2018/wordml" xmlns:w16du="http://schemas.microsoft.com/office/word/2023/wordml/word16du" xmlns:w16sdtdh="http://schemas.microsoft.com/office/word/2020/wordml/sdtdatahash" xmlns:w16sdtfl="http://schemas.microsoft.com/office/word/2024/wordml/sdtformatlock" xmlns:w16se="http://schemas.microsoft.com/office/word/2015/wordml/symex" xmlns:wpg="http://schemas.microsoft.com/office/word/2010/wordprocessingGroup" xmlns:wpi="http://schemas.microsoft.com/office/word/2010/wordprocessingInk" xmlns:wne="http://schemas.microsoft.com/office/word/2006/wordml" xmlns:wps="http://schemas.microsoft.com/office/word/2010/wordprocessingShape" mc:Ignorable="w14 w15 w16se w16cid w16 w16cex w16sdtdh w16sdtfl w16du wp14">
   <w:endnote w:type="separator" w:id="-1">
     <w:p>
       <w:pPr>
         <w:spacing w:after="0" w:line="240" w:lineRule="auto"/>
-        <w:rPr>
-          <w:rFonts w:hint="eastAsia"/>
-        </w:rPr>
       </w:pPr>
       <w:r>
         <w:separator/>
@@ -7094,9 +6942,6 @@
     <w:p>
       <w:pPr>
         <w:spacing w:after="0" w:line="240" w:lineRule="auto"/>
-        <w:rPr>
-          <w:rFonts w:hint="eastAsia"/>
-        </w:rPr>
       </w:pPr>
       <w:r>
         <w:continuationSeparator/>
@@ -7107,13 +6952,12 @@
 </file>
 
 <file path=word/footer1.xml><?xml version="1.0" encoding="utf-8"?>
-<w:ftr xmlns:wpc="http://schemas.microsoft.com/office/word/2010/wordprocessingCanvas" xmlns:cx="http://schemas.microsoft.com/office/drawing/2014/chartex" xmlns:mc="http://schemas.openxmlformats.org/markup-compatibility/2006" xmlns:o="urn:schemas-microsoft-com:office:office" xmlns:r="http://schemas.openxmlformats.org/officeDocument/2006/relationships" xmlns:m="http://schemas.openxmlformats.org/officeDocument/2006/math" xmlns:v="urn:schemas-microsoft-com:vml" xmlns:wp14="http://schemas.microsoft.com/office/word/2010/wordprocessingDrawing" xmlns:wp="http://schemas.openxmlformats.org/drawingml/2006/wordprocessingDrawing" xmlns:w10="urn:schemas-microsoft-com:office:word" xmlns:w="http://schemas.openxmlformats.org/wordprocessingml/2006/main" xmlns:w14="http://schemas.microsoft.com/office/word/2010/wordml" xmlns:w15="http://schemas.microsoft.com/office/word/2012/wordml" xmlns:w16se="http://schemas.microsoft.com/office/word/2015/wordml/symex" xmlns:wpg="http://schemas.microsoft.com/office/word/2010/wordprocessingGroup" xmlns:wpi="http://schemas.microsoft.com/office/word/2010/wordprocessingInk" xmlns:wne="http://schemas.microsoft.com/office/word/2006/wordml" xmlns:wps="http://schemas.microsoft.com/office/word/2010/wordprocessingShape" mc:Ignorable="w14 w15 w16se wp14">
+<w:ftr xmlns:wpc="http://schemas.microsoft.com/office/word/2010/wordprocessingCanvas" xmlns:cx="http://schemas.microsoft.com/office/drawing/2014/chartex" xmlns:cx1="http://schemas.microsoft.com/office/drawing/2015/9/8/chartex" xmlns:cx2="http://schemas.microsoft.com/office/drawing/2015/10/21/chartex" xmlns:cx3="http://schemas.microsoft.com/office/drawing/2016/5/9/chartex" xmlns:cx4="http://schemas.microsoft.com/office/drawing/2016/5/10/chartex" xmlns:cx5="http://schemas.microsoft.com/office/drawing/2016/5/11/chartex" xmlns:cx6="http://schemas.microsoft.com/office/drawing/2016/5/12/chartex" xmlns:cx7="http://schemas.microsoft.com/office/drawing/2016/5/13/chartex" xmlns:cx8="http://schemas.microsoft.com/office/drawing/2016/5/14/chartex" xmlns:mc="http://schemas.openxmlformats.org/markup-compatibility/2006" xmlns:aink="http://schemas.microsoft.com/office/drawing/2016/ink" xmlns:am3d="http://schemas.microsoft.com/office/drawing/2017/model3d" xmlns:o="urn:schemas-microsoft-com:office:office" xmlns:oel="http://schemas.microsoft.com/office/2019/extlst" xmlns:r="http://schemas.openxmlformats.org/officeDocument/2006/relationships" xmlns:m="http://schemas.openxmlformats.org/officeDocument/2006/math" xmlns:v="urn:schemas-microsoft-com:vml" xmlns:wp14="http://schemas.microsoft.com/office/word/2010/wordprocessingDrawing" xmlns:wp="http://schemas.openxmlformats.org/drawingml/2006/wordprocessingDrawing" xmlns:w10="urn:schemas-microsoft-com:office:word" xmlns:w="http://schemas.openxmlformats.org/wordprocessingml/2006/main" xmlns:w14="http://schemas.microsoft.com/office/word/2010/wordml" xmlns:w15="http://schemas.microsoft.com/office/word/2012/wordml" xmlns:w16cex="http://schemas.microsoft.com/office/word/2018/wordml/cex" xmlns:w16cid="http://schemas.microsoft.com/office/word/2016/wordml/cid" xmlns:w16="http://schemas.microsoft.com/office/word/2018/wordml" xmlns:w16du="http://schemas.microsoft.com/office/word/2023/wordml/word16du" xmlns:w16sdtdh="http://schemas.microsoft.com/office/word/2020/wordml/sdtdatahash" xmlns:w16sdtfl="http://schemas.microsoft.com/office/word/2024/wordml/sdtformatlock" xmlns:w16se="http://schemas.microsoft.com/office/word/2015/wordml/symex" xmlns:wpg="http://schemas.microsoft.com/office/word/2010/wordprocessingGroup" xmlns:wpi="http://schemas.microsoft.com/office/word/2010/wordprocessingInk" xmlns:wne="http://schemas.microsoft.com/office/word/2006/wordml" xmlns:wps="http://schemas.microsoft.com/office/word/2010/wordprocessingShape" mc:Ignorable="w14 w15 w16se w16cid w16 w16cex w16sdtdh w16sdtfl w16du wp14">
   <w:p>
     <w:pPr>
       <w:pStyle w:val="Piedepgina"/>
       <w:jc w:val="center"/>
       <w:rPr>
-        <w:rFonts w:hint="eastAsia"/>
         <w:lang w:val="es-AR"/>
       </w:rPr>
     </w:pPr>
@@ -7130,14 +6974,11 @@
 </file>
 
 <file path=word/footnotes.xml><?xml version="1.0" encoding="utf-8"?>
-<w:footnotes xmlns:wpc="http://schemas.microsoft.com/office/word/2010/wordprocessingCanvas" xmlns:cx="http://schemas.microsoft.com/office/drawing/2014/chartex" xmlns:mc="http://schemas.openxmlformats.org/markup-compatibility/2006" xmlns:o="urn:schemas-microsoft-com:office:office" xmlns:r="http://schemas.openxmlformats.org/officeDocument/2006/relationships" xmlns:m="http://schemas.openxmlformats.org/officeDocument/2006/math" xmlns:v="urn:schemas-microsoft-com:vml" xmlns:wp14="http://schemas.microsoft.com/office/word/2010/wordprocessingDrawing" xmlns:wp="http://schemas.openxmlformats.org/drawingml/2006/wordprocessingDrawing" xmlns:w10="urn:schemas-microsoft-com:office:word" xmlns:w="http://schemas.openxmlformats.org/wordprocessingml/2006/main" xmlns:w14="http://schemas.microsoft.com/office/word/2010/wordml" xmlns:w15="http://schemas.microsoft.com/office/word/2012/wordml" xmlns:w16se="http://schemas.microsoft.com/office/word/2015/wordml/symex" xmlns:wpg="http://schemas.microsoft.com/office/word/2010/wordprocessingGroup" xmlns:wpi="http://schemas.microsoft.com/office/word/2010/wordprocessingInk" xmlns:wne="http://schemas.microsoft.com/office/word/2006/wordml" xmlns:wps="http://schemas.microsoft.com/office/word/2010/wordprocessingShape" mc:Ignorable="w14 w15 w16se wp14">
+<w:footnotes xmlns:wpc="http://schemas.microsoft.com/office/word/2010/wordprocessingCanvas" xmlns:cx="http://schemas.microsoft.com/office/drawing/2014/chartex" xmlns:cx1="http://schemas.microsoft.com/office/drawing/2015/9/8/chartex" xmlns:cx2="http://schemas.microsoft.com/office/drawing/2015/10/21/chartex" xmlns:cx3="http://schemas.microsoft.com/office/drawing/2016/5/9/chartex" xmlns:cx4="http://schemas.microsoft.com/office/drawing/2016/5/10/chartex" xmlns:cx5="http://schemas.microsoft.com/office/drawing/2016/5/11/chartex" xmlns:cx6="http://schemas.microsoft.com/office/drawing/2016/5/12/chartex" xmlns:cx7="http://schemas.microsoft.com/office/drawing/2016/5/13/chartex" xmlns:cx8="http://schemas.microsoft.com/office/drawing/2016/5/14/chartex" xmlns:mc="http://schemas.openxmlformats.org/markup-compatibility/2006" xmlns:aink="http://schemas.microsoft.com/office/drawing/2016/ink" xmlns:am3d="http://schemas.microsoft.com/office/drawing/2017/model3d" xmlns:o="urn:schemas-microsoft-com:office:office" xmlns:oel="http://schemas.microsoft.com/office/2019/extlst" xmlns:r="http://schemas.openxmlformats.org/officeDocument/2006/relationships" xmlns:m="http://schemas.openxmlformats.org/officeDocument/2006/math" xmlns:v="urn:schemas-microsoft-com:vml" xmlns:wp14="http://schemas.microsoft.com/office/word/2010/wordprocessingDrawing" xmlns:wp="http://schemas.openxmlformats.org/drawingml/2006/wordprocessingDrawing" xmlns:w10="urn:schemas-microsoft-com:office:word" xmlns:w="http://schemas.openxmlformats.org/wordprocessingml/2006/main" xmlns:w14="http://schemas.microsoft.com/office/word/2010/wordml" xmlns:w15="http://schemas.microsoft.com/office/word/2012/wordml" xmlns:w16cex="http://schemas.microsoft.com/office/word/2018/wordml/cex" xmlns:w16cid="http://schemas.microsoft.com/office/word/2016/wordml/cid" xmlns:w16="http://schemas.microsoft.com/office/word/2018/wordml" xmlns:w16du="http://schemas.microsoft.com/office/word/2023/wordml/word16du" xmlns:w16sdtdh="http://schemas.microsoft.com/office/word/2020/wordml/sdtdatahash" xmlns:w16sdtfl="http://schemas.microsoft.com/office/word/2024/wordml/sdtformatlock" xmlns:w16se="http://schemas.microsoft.com/office/word/2015/wordml/symex" xmlns:wpg="http://schemas.microsoft.com/office/word/2010/wordprocessingGroup" xmlns:wpi="http://schemas.microsoft.com/office/word/2010/wordprocessingInk" xmlns:wne="http://schemas.microsoft.com/office/word/2006/wordml" xmlns:wps="http://schemas.microsoft.com/office/word/2010/wordprocessingShape" mc:Ignorable="w14 w15 w16se w16cid w16 w16cex w16sdtdh w16sdtfl w16du wp14">
   <w:footnote w:type="separator" w:id="-1">
     <w:p>
       <w:pPr>
         <w:spacing w:after="0" w:line="240" w:lineRule="auto"/>
-        <w:rPr>
-          <w:rFonts w:hint="eastAsia"/>
-        </w:rPr>
       </w:pPr>
       <w:r>
         <w:separator/>
@@ -7148,9 +6989,6 @@
     <w:p>
       <w:pPr>
         <w:spacing w:after="0" w:line="240" w:lineRule="auto"/>
-        <w:rPr>
-          <w:rFonts w:hint="eastAsia"/>
-        </w:rPr>
       </w:pPr>
       <w:r>
         <w:continuationSeparator/>
@@ -7161,7 +6999,7 @@
 </file>
 
 <file path=word/numbering.xml><?xml version="1.0" encoding="utf-8"?>
-<w:numbering xmlns:wpc="http://schemas.microsoft.com/office/word/2010/wordprocessingCanvas" xmlns:cx="http://schemas.microsoft.com/office/drawing/2014/chartex" xmlns:mc="http://schemas.openxmlformats.org/markup-compatibility/2006" xmlns:o="urn:schemas-microsoft-com:office:office" xmlns:r="http://schemas.openxmlformats.org/officeDocument/2006/relationships" xmlns:m="http://schemas.openxmlformats.org/officeDocument/2006/math" xmlns:v="urn:schemas-microsoft-com:vml" xmlns:wp14="http://schemas.microsoft.com/office/word/2010/wordprocessingDrawing" xmlns:wp="http://schemas.openxmlformats.org/drawingml/2006/wordprocessingDrawing" xmlns:w10="urn:schemas-microsoft-com:office:word" xmlns:w="http://schemas.openxmlformats.org/wordprocessingml/2006/main" xmlns:w14="http://schemas.microsoft.com/office/word/2010/wordml" xmlns:w15="http://schemas.microsoft.com/office/word/2012/wordml" xmlns:w16se="http://schemas.microsoft.com/office/word/2015/wordml/symex" xmlns:wpg="http://schemas.microsoft.com/office/word/2010/wordprocessingGroup" xmlns:wpi="http://schemas.microsoft.com/office/word/2010/wordprocessingInk" xmlns:wne="http://schemas.microsoft.com/office/word/2006/wordml" xmlns:wps="http://schemas.microsoft.com/office/word/2010/wordprocessingShape" mc:Ignorable="w14 w15 w16se wp14">
+<w:numbering xmlns:wpc="http://schemas.microsoft.com/office/word/2010/wordprocessingCanvas" xmlns:cx="http://schemas.microsoft.com/office/drawing/2014/chartex" xmlns:cx1="http://schemas.microsoft.com/office/drawing/2015/9/8/chartex" xmlns:cx2="http://schemas.microsoft.com/office/drawing/2015/10/21/chartex" xmlns:cx3="http://schemas.microsoft.com/office/drawing/2016/5/9/chartex" xmlns:cx4="http://schemas.microsoft.com/office/drawing/2016/5/10/chartex" xmlns:cx5="http://schemas.microsoft.com/office/drawing/2016/5/11/chartex" xmlns:cx6="http://schemas.microsoft.com/office/drawing/2016/5/12/chartex" xmlns:cx7="http://schemas.microsoft.com/office/drawing/2016/5/13/chartex" xmlns:cx8="http://schemas.microsoft.com/office/drawing/2016/5/14/chartex" xmlns:mc="http://schemas.openxmlformats.org/markup-compatibility/2006" xmlns:aink="http://schemas.microsoft.com/office/drawing/2016/ink" xmlns:am3d="http://schemas.microsoft.com/office/drawing/2017/model3d" xmlns:o="urn:schemas-microsoft-com:office:office" xmlns:oel="http://schemas.microsoft.com/office/2019/extlst" xmlns:r="http://schemas.openxmlformats.org/officeDocument/2006/relationships" xmlns:m="http://schemas.openxmlformats.org/officeDocument/2006/math" xmlns:v="urn:schemas-microsoft-com:vml" xmlns:wp14="http://schemas.microsoft.com/office/word/2010/wordprocessingDrawing" xmlns:wp="http://schemas.openxmlformats.org/drawingml/2006/wordprocessingDrawing" xmlns:w10="urn:schemas-microsoft-com:office:word" xmlns:w="http://schemas.openxmlformats.org/wordprocessingml/2006/main" xmlns:w14="http://schemas.microsoft.com/office/word/2010/wordml" xmlns:w15="http://schemas.microsoft.com/office/word/2012/wordml" xmlns:w16cex="http://schemas.microsoft.com/office/word/2018/wordml/cex" xmlns:w16cid="http://schemas.microsoft.com/office/word/2016/wordml/cid" xmlns:w16="http://schemas.microsoft.com/office/word/2018/wordml" xmlns:w16du="http://schemas.microsoft.com/office/word/2023/wordml/word16du" xmlns:w16sdtdh="http://schemas.microsoft.com/office/word/2020/wordml/sdtdatahash" xmlns:w16sdtfl="http://schemas.microsoft.com/office/word/2024/wordml/sdtformatlock" xmlns:w16se="http://schemas.microsoft.com/office/word/2015/wordml/symex" xmlns:wpg="http://schemas.microsoft.com/office/word/2010/wordprocessingGroup" xmlns:wpi="http://schemas.microsoft.com/office/word/2010/wordprocessingInk" xmlns:wne="http://schemas.microsoft.com/office/word/2006/wordml" xmlns:wps="http://schemas.microsoft.com/office/word/2010/wordprocessingShape" mc:Ignorable="w14 w15 w16se w16cid w16 w16cex w16sdtdh w16sdtfl w16du wp14">
   <w:abstractNum w:abstractNumId="0" w15:restartNumberingAfterBreak="0">
     <w:nsid w:val="FFFFFF7C"/>
     <w:multiLevelType w:val="singleLevel"/>
@@ -7333,38 +7171,158 @@
       </w:rPr>
     </w:lvl>
   </w:abstractNum>
-  <w:num w:numId="1">
+  <w:abstractNum w:abstractNumId="9" w15:restartNumberingAfterBreak="0">
+    <w:nsid w:val="75045C5A"/>
+    <w:multiLevelType w:val="multilevel"/>
+    <w:tmpl w:val="CEE01068"/>
+    <w:lvl w:ilvl="0">
+      <w:start w:val="1"/>
+      <w:numFmt w:val="decimal"/>
+      <w:lvlText w:val="%1."/>
+      <w:lvlJc w:val="left"/>
+      <w:pPr>
+        <w:tabs>
+          <w:tab w:val="num" w:pos="720"/>
+        </w:tabs>
+        <w:ind w:left="720" w:hanging="360"/>
+      </w:pPr>
+      <w:rPr>
+        <w:b/>
+        <w:bCs/>
+      </w:rPr>
+    </w:lvl>
+    <w:lvl w:ilvl="1" w:tentative="1">
+      <w:start w:val="1"/>
+      <w:numFmt w:val="decimal"/>
+      <w:lvlText w:val="%2."/>
+      <w:lvlJc w:val="left"/>
+      <w:pPr>
+        <w:tabs>
+          <w:tab w:val="num" w:pos="1440"/>
+        </w:tabs>
+        <w:ind w:left="1440" w:hanging="360"/>
+      </w:pPr>
+    </w:lvl>
+    <w:lvl w:ilvl="2" w:tentative="1">
+      <w:start w:val="1"/>
+      <w:numFmt w:val="decimal"/>
+      <w:lvlText w:val="%3."/>
+      <w:lvlJc w:val="left"/>
+      <w:pPr>
+        <w:tabs>
+          <w:tab w:val="num" w:pos="2160"/>
+        </w:tabs>
+        <w:ind w:left="2160" w:hanging="360"/>
+      </w:pPr>
+    </w:lvl>
+    <w:lvl w:ilvl="3" w:tentative="1">
+      <w:start w:val="1"/>
+      <w:numFmt w:val="decimal"/>
+      <w:lvlText w:val="%4."/>
+      <w:lvlJc w:val="left"/>
+      <w:pPr>
+        <w:tabs>
+          <w:tab w:val="num" w:pos="2880"/>
+        </w:tabs>
+        <w:ind w:left="2880" w:hanging="360"/>
+      </w:pPr>
+    </w:lvl>
+    <w:lvl w:ilvl="4" w:tentative="1">
+      <w:start w:val="1"/>
+      <w:numFmt w:val="decimal"/>
+      <w:lvlText w:val="%5."/>
+      <w:lvlJc w:val="left"/>
+      <w:pPr>
+        <w:tabs>
+          <w:tab w:val="num" w:pos="3600"/>
+        </w:tabs>
+        <w:ind w:left="3600" w:hanging="360"/>
+      </w:pPr>
+    </w:lvl>
+    <w:lvl w:ilvl="5" w:tentative="1">
+      <w:start w:val="1"/>
+      <w:numFmt w:val="decimal"/>
+      <w:lvlText w:val="%6."/>
+      <w:lvlJc w:val="left"/>
+      <w:pPr>
+        <w:tabs>
+          <w:tab w:val="num" w:pos="4320"/>
+        </w:tabs>
+        <w:ind w:left="4320" w:hanging="360"/>
+      </w:pPr>
+    </w:lvl>
+    <w:lvl w:ilvl="6" w:tentative="1">
+      <w:start w:val="1"/>
+      <w:numFmt w:val="decimal"/>
+      <w:lvlText w:val="%7."/>
+      <w:lvlJc w:val="left"/>
+      <w:pPr>
+        <w:tabs>
+          <w:tab w:val="num" w:pos="5040"/>
+        </w:tabs>
+        <w:ind w:left="5040" w:hanging="360"/>
+      </w:pPr>
+    </w:lvl>
+    <w:lvl w:ilvl="7" w:tentative="1">
+      <w:start w:val="1"/>
+      <w:numFmt w:val="decimal"/>
+      <w:lvlText w:val="%8."/>
+      <w:lvlJc w:val="left"/>
+      <w:pPr>
+        <w:tabs>
+          <w:tab w:val="num" w:pos="5760"/>
+        </w:tabs>
+        <w:ind w:left="5760" w:hanging="360"/>
+      </w:pPr>
+    </w:lvl>
+    <w:lvl w:ilvl="8" w:tentative="1">
+      <w:start w:val="1"/>
+      <w:numFmt w:val="decimal"/>
+      <w:lvlText w:val="%9."/>
+      <w:lvlJc w:val="left"/>
+      <w:pPr>
+        <w:tabs>
+          <w:tab w:val="num" w:pos="6480"/>
+        </w:tabs>
+        <w:ind w:left="6480" w:hanging="360"/>
+      </w:pPr>
+    </w:lvl>
+  </w:abstractNum>
+  <w:num w:numId="1" w16cid:durableId="427970889">
     <w:abstractNumId w:val="8"/>
   </w:num>
-  <w:num w:numId="2">
+  <w:num w:numId="2" w16cid:durableId="1662083316">
     <w:abstractNumId w:val="6"/>
   </w:num>
-  <w:num w:numId="3">
+  <w:num w:numId="3" w16cid:durableId="482896535">
     <w:abstractNumId w:val="5"/>
   </w:num>
-  <w:num w:numId="4">
+  <w:num w:numId="4" w16cid:durableId="655181209">
     <w:abstractNumId w:val="4"/>
   </w:num>
-  <w:num w:numId="5">
+  <w:num w:numId="5" w16cid:durableId="765422336">
     <w:abstractNumId w:val="7"/>
   </w:num>
-  <w:num w:numId="6">
+  <w:num w:numId="6" w16cid:durableId="1448308528">
     <w:abstractNumId w:val="3"/>
   </w:num>
-  <w:num w:numId="7">
+  <w:num w:numId="7" w16cid:durableId="263195297">
     <w:abstractNumId w:val="2"/>
   </w:num>
-  <w:num w:numId="8">
+  <w:num w:numId="8" w16cid:durableId="1730881539">
     <w:abstractNumId w:val="1"/>
   </w:num>
-  <w:num w:numId="9">
+  <w:num w:numId="9" w16cid:durableId="514270930">
     <w:abstractNumId w:val="0"/>
+  </w:num>
+  <w:num w:numId="10" w16cid:durableId="397240960">
+    <w:abstractNumId w:val="9"/>
   </w:num>
 </w:numbering>
 </file>
 
 <file path=word/styles.xml><?xml version="1.0" encoding="utf-8"?>
-<w:styles xmlns:mc="http://schemas.openxmlformats.org/markup-compatibility/2006" xmlns:r="http://schemas.openxmlformats.org/officeDocument/2006/relationships" xmlns:w="http://schemas.openxmlformats.org/wordprocessingml/2006/main" xmlns:w14="http://schemas.microsoft.com/office/word/2010/wordml" xmlns:w15="http://schemas.microsoft.com/office/word/2012/wordml" xmlns:w16se="http://schemas.microsoft.com/office/word/2015/wordml/symex" mc:Ignorable="w14 w15 w16se">
+<w:styles xmlns:mc="http://schemas.openxmlformats.org/markup-compatibility/2006" xmlns:r="http://schemas.openxmlformats.org/officeDocument/2006/relationships" xmlns:w="http://schemas.openxmlformats.org/wordprocessingml/2006/main" xmlns:w14="http://schemas.microsoft.com/office/word/2010/wordml" xmlns:w15="http://schemas.microsoft.com/office/word/2012/wordml" xmlns:w16cex="http://schemas.microsoft.com/office/word/2018/wordml/cex" xmlns:w16cid="http://schemas.microsoft.com/office/word/2016/wordml/cid" xmlns:w16="http://schemas.microsoft.com/office/word/2018/wordml" xmlns:w16du="http://schemas.microsoft.com/office/word/2023/wordml/word16du" xmlns:w16sdtdh="http://schemas.microsoft.com/office/word/2020/wordml/sdtdatahash" xmlns:w16sdtfl="http://schemas.microsoft.com/office/word/2024/wordml/sdtformatlock" xmlns:w16se="http://schemas.microsoft.com/office/word/2015/wordml/symex" mc:Ignorable="w14 w15 w16se w16cid w16 w16cex w16sdtdh w16sdtfl w16du">
   <w:docDefaults>
     <w:rPrDefault>
       <w:rPr>
@@ -7380,7 +7338,7 @@
       </w:pPr>
     </w:pPrDefault>
   </w:docDefaults>
-  <w:latentStyles w:defLockedState="0" w:defUIPriority="99" w:defSemiHidden="0" w:defUnhideWhenUsed="0" w:defQFormat="0" w:count="371">
+  <w:latentStyles w:defLockedState="0" w:defUIPriority="99" w:defSemiHidden="0" w:defUnhideWhenUsed="0" w:defQFormat="0" w:count="376">
     <w:lsdException w:name="Normal" w:uiPriority="0" w:qFormat="1"/>
     <w:lsdException w:name="heading 1" w:uiPriority="9" w:qFormat="1"/>
     <w:lsdException w:name="heading 2" w:semiHidden="1" w:uiPriority="9" w:unhideWhenUsed="1" w:qFormat="1"/>
@@ -7743,6 +7701,11 @@
     <w:lsdException w:name="List Table 5 Dark Accent 6" w:uiPriority="50"/>
     <w:lsdException w:name="List Table 6 Colorful Accent 6" w:uiPriority="51"/>
     <w:lsdException w:name="List Table 7 Colorful Accent 6" w:uiPriority="52"/>
+    <w:lsdException w:name="Mention" w:semiHidden="1" w:unhideWhenUsed="1"/>
+    <w:lsdException w:name="Smart Hyperlink" w:semiHidden="1" w:unhideWhenUsed="1"/>
+    <w:lsdException w:name="Hashtag" w:semiHidden="1" w:unhideWhenUsed="1"/>
+    <w:lsdException w:name="Unresolved Mention" w:semiHidden="1" w:unhideWhenUsed="1"/>
+    <w:lsdException w:name="Smart Link" w:semiHidden="1" w:unhideWhenUsed="1"/>
   </w:latentStyles>
   <w:style w:type="paragraph" w:default="1" w:styleId="Normal">
     <w:name w:val="Normal"/>
@@ -8554,7 +8517,7 @@
       <w:szCs w:val="18"/>
     </w:rPr>
   </w:style>
-  <w:style w:type="character" w:styleId="Textoennegrita">
+  <w:style w:type="character" w:styleId="Fuerte">
     <w:name w:val="Strong"/>
     <w:basedOn w:val="Fuentedeprrafopredeter"/>
     <w:uiPriority w:val="22"/>
